--- a/Лр1 Поляков Смоловой.docx
+++ b/Лр1 Поляков Смоловой.docx
@@ -865,7 +865,61 @@
           <w:sz w:val="28"/>
           <w:szCs w:val="28"/>
         </w:rPr>
-        <w:t>В ходе выполнения лабораторной работы были применены базовые сетевые утилиты в операционных системах Windows (с использованием командной строки CMD, оболочки netsh и PowerShell) и Linux (на базе дистрибутива SliTaz). Команды выполнялись с осмысленными ключами и параметрами, что позволило получить информацию о конфигурации локальной сети, таблицах маршрутизации, DNS, а также проверить сетевую связность и проанализировать активные TCP/UDP соединения.</w:t>
+        <w:t xml:space="preserve">В ходе выполнения лабораторной работы были применены базовые сетевые утилиты в операционных системах Windows (с использованием командной строки CMD, оболочки </w:t>
+      </w:r>
+      <w:proofErr w:type="spellStart"/>
+      <w:r>
+        <w:rPr>
+          <w:rFonts w:ascii="Times New Roman" w:hAnsi="Times New Roman" w:cs="Times New Roman"/>
+          <w:sz w:val="28"/>
+          <w:szCs w:val="28"/>
+        </w:rPr>
+        <w:t>netsh</w:t>
+      </w:r>
+      <w:proofErr w:type="spellEnd"/>
+      <w:r>
+        <w:rPr>
+          <w:rFonts w:ascii="Times New Roman" w:hAnsi="Times New Roman" w:cs="Times New Roman"/>
+          <w:sz w:val="28"/>
+          <w:szCs w:val="28"/>
+        </w:rPr>
+        <w:t xml:space="preserve"> и </w:t>
+      </w:r>
+      <w:proofErr w:type="spellStart"/>
+      <w:r>
+        <w:rPr>
+          <w:rFonts w:ascii="Times New Roman" w:hAnsi="Times New Roman" w:cs="Times New Roman"/>
+          <w:sz w:val="28"/>
+          <w:szCs w:val="28"/>
+        </w:rPr>
+        <w:t>PowerShell</w:t>
+      </w:r>
+      <w:proofErr w:type="spellEnd"/>
+      <w:r>
+        <w:rPr>
+          <w:rFonts w:ascii="Times New Roman" w:hAnsi="Times New Roman" w:cs="Times New Roman"/>
+          <w:sz w:val="28"/>
+          <w:szCs w:val="28"/>
+        </w:rPr>
+        <w:t xml:space="preserve">) и Linux (на базе дистрибутива </w:t>
+      </w:r>
+      <w:proofErr w:type="spellStart"/>
+      <w:r>
+        <w:rPr>
+          <w:rFonts w:ascii="Times New Roman" w:hAnsi="Times New Roman" w:cs="Times New Roman"/>
+          <w:sz w:val="28"/>
+          <w:szCs w:val="28"/>
+        </w:rPr>
+        <w:t>SliTaz</w:t>
+      </w:r>
+      <w:proofErr w:type="spellEnd"/>
+      <w:r>
+        <w:rPr>
+          <w:rFonts w:ascii="Times New Roman" w:hAnsi="Times New Roman" w:cs="Times New Roman"/>
+          <w:sz w:val="28"/>
+          <w:szCs w:val="28"/>
+        </w:rPr>
+        <w:t>). Команды выполнялись с осмысленными ключами и параметрами, что позволило получить информацию о конфигурации локальной сети, таблицах маршрутизации, DNS, а также проверить сетевую связность и проанализировать активные TCP/UDP соединения.</w:t>
       </w:r>
     </w:p>
     <w:p>
@@ -897,6 +951,7 @@
         </w:rPr>
         <w:t xml:space="preserve">Репозиторий на </w:t>
       </w:r>
+      <w:proofErr w:type="spellStart"/>
       <w:r>
         <w:rPr>
           <w:rFonts w:ascii="Times New Roman" w:hAnsi="Times New Roman" w:cs="Times New Roman"/>
@@ -907,6 +962,7 @@
         </w:rPr>
         <w:t>github</w:t>
       </w:r>
+      <w:proofErr w:type="spellEnd"/>
       <w:r>
         <w:rPr>
           <w:rFonts w:ascii="Times New Roman" w:hAnsi="Times New Roman" w:cs="Times New Roman"/>
@@ -1347,7 +1403,43 @@
           <w:sz w:val="28"/>
           <w:szCs w:val="28"/>
         </w:rPr>
-        <w:t>Рисунок 1 – Просмотр полной конфигурации сетевых интерфейсов с помощью ipconfig /all в Windows CMD</w:t>
+        <w:t xml:space="preserve">Рисунок 1 – Просмотр полной конфигурации сетевых интерфейсов с помощью </w:t>
+      </w:r>
+      <w:proofErr w:type="spellStart"/>
+      <w:r>
+        <w:rPr>
+          <w:rFonts w:ascii="Times New Roman" w:hAnsi="Times New Roman" w:cs="Times New Roman"/>
+          <w:sz w:val="28"/>
+          <w:szCs w:val="28"/>
+        </w:rPr>
+        <w:t>ipconfig</w:t>
+      </w:r>
+      <w:proofErr w:type="spellEnd"/>
+      <w:r>
+        <w:rPr>
+          <w:rFonts w:ascii="Times New Roman" w:hAnsi="Times New Roman" w:cs="Times New Roman"/>
+          <w:sz w:val="28"/>
+          <w:szCs w:val="28"/>
+        </w:rPr>
+        <w:t xml:space="preserve"> /</w:t>
+      </w:r>
+      <w:proofErr w:type="spellStart"/>
+      <w:r>
+        <w:rPr>
+          <w:rFonts w:ascii="Times New Roman" w:hAnsi="Times New Roman" w:cs="Times New Roman"/>
+          <w:sz w:val="28"/>
+          <w:szCs w:val="28"/>
+        </w:rPr>
+        <w:t>all</w:t>
+      </w:r>
+      <w:proofErr w:type="spellEnd"/>
+      <w:r>
+        <w:rPr>
+          <w:rFonts w:ascii="Times New Roman" w:hAnsi="Times New Roman" w:cs="Times New Roman"/>
+          <w:sz w:val="28"/>
+          <w:szCs w:val="28"/>
+        </w:rPr>
+        <w:t xml:space="preserve"> в Windows CMD</w:t>
       </w:r>
     </w:p>
     <w:p>
@@ -1431,7 +1523,25 @@
           <w:sz w:val="28"/>
           <w:szCs w:val="28"/>
         </w:rPr>
-        <w:t>Рисунок 2 – Просмотр таблицы ARP-кэша с помощью утилиты arp в Windows</w:t>
+        <w:t xml:space="preserve">Рисунок 2 – Просмотр таблицы ARP-кэша с помощью утилиты </w:t>
+      </w:r>
+      <w:proofErr w:type="spellStart"/>
+      <w:r>
+        <w:rPr>
+          <w:rFonts w:ascii="Times New Roman" w:hAnsi="Times New Roman" w:cs="Times New Roman"/>
+          <w:sz w:val="28"/>
+          <w:szCs w:val="28"/>
+        </w:rPr>
+        <w:t>arp</w:t>
+      </w:r>
+      <w:proofErr w:type="spellEnd"/>
+      <w:r>
+        <w:rPr>
+          <w:rFonts w:ascii="Times New Roman" w:hAnsi="Times New Roman" w:cs="Times New Roman"/>
+          <w:sz w:val="28"/>
+          <w:szCs w:val="28"/>
+        </w:rPr>
+        <w:t xml:space="preserve"> в Windows</w:t>
       </w:r>
     </w:p>
     <w:p>
@@ -1524,7 +1634,43 @@
           <w:sz w:val="28"/>
           <w:szCs w:val="28"/>
         </w:rPr>
-        <w:t>Рисунок 3 – Отображение локальной таблицы маршрутизации с помощью route print в Windows CMD</w:t>
+        <w:t xml:space="preserve">Рисунок 3 – Отображение локальной таблицы маршрутизации с помощью </w:t>
+      </w:r>
+      <w:proofErr w:type="spellStart"/>
+      <w:r>
+        <w:rPr>
+          <w:rFonts w:ascii="Times New Roman" w:hAnsi="Times New Roman" w:cs="Times New Roman"/>
+          <w:sz w:val="28"/>
+          <w:szCs w:val="28"/>
+        </w:rPr>
+        <w:t>route</w:t>
+      </w:r>
+      <w:proofErr w:type="spellEnd"/>
+      <w:r>
+        <w:rPr>
+          <w:rFonts w:ascii="Times New Roman" w:hAnsi="Times New Roman" w:cs="Times New Roman"/>
+          <w:sz w:val="28"/>
+          <w:szCs w:val="28"/>
+        </w:rPr>
+        <w:t xml:space="preserve"> </w:t>
+      </w:r>
+      <w:proofErr w:type="spellStart"/>
+      <w:r>
+        <w:rPr>
+          <w:rFonts w:ascii="Times New Roman" w:hAnsi="Times New Roman" w:cs="Times New Roman"/>
+          <w:sz w:val="28"/>
+          <w:szCs w:val="28"/>
+        </w:rPr>
+        <w:t>print</w:t>
+      </w:r>
+      <w:proofErr w:type="spellEnd"/>
+      <w:r>
+        <w:rPr>
+          <w:rFonts w:ascii="Times New Roman" w:hAnsi="Times New Roman" w:cs="Times New Roman"/>
+          <w:sz w:val="28"/>
+          <w:szCs w:val="28"/>
+        </w:rPr>
+        <w:t xml:space="preserve"> в Windows CMD</w:t>
       </w:r>
     </w:p>
     <w:p>
@@ -1556,9 +1702,9 @@
           <w:szCs w:val="28"/>
         </w:rPr>
         <w:drawing>
-          <wp:inline distT="0" distB="0" distL="0" distR="0" wp14:anchorId="51828B44" wp14:editId="4EEB8DD6">
-            <wp:extent cx="2784722" cy="2400300"/>
-            <wp:effectExtent l="0" t="0" r="0" b="0"/>
+          <wp:inline distT="0" distB="0" distL="0" distR="0" wp14:anchorId="51828B44" wp14:editId="1BBA8F37">
+            <wp:extent cx="2508459" cy="2162175"/>
+            <wp:effectExtent l="0" t="0" r="6350" b="0"/>
             <wp:docPr id="196930312" name="Рисунок 1"/>
             <wp:cNvGraphicFramePr>
               <a:graphicFrameLocks xmlns:a="http://schemas.openxmlformats.org/drawingml/2006/main" noChangeAspect="1"/>
@@ -1579,7 +1725,7 @@
                   <pic:spPr>
                     <a:xfrm>
                       <a:off x="0" y="0"/>
-                      <a:ext cx="2789552" cy="2404464"/>
+                      <a:ext cx="2520662" cy="2172693"/>
                     </a:xfrm>
                     <a:prstGeom prst="rect">
                       <a:avLst/>
@@ -1608,27 +1754,45 @@
           <w:sz w:val="28"/>
           <w:szCs w:val="28"/>
         </w:rPr>
+        <w:t xml:space="preserve">Рисунок 4 – Разрешение доменного имени ya.ru через DNS с помощью </w:t>
+      </w:r>
+      <w:proofErr w:type="spellStart"/>
+      <w:r>
+        <w:rPr>
+          <w:rFonts w:ascii="Times New Roman" w:hAnsi="Times New Roman" w:cs="Times New Roman"/>
+          <w:sz w:val="28"/>
+          <w:szCs w:val="28"/>
+        </w:rPr>
+        <w:t>nslookup</w:t>
+      </w:r>
+      <w:proofErr w:type="spellEnd"/>
+      <w:r>
+        <w:rPr>
+          <w:rFonts w:ascii="Times New Roman" w:hAnsi="Times New Roman" w:cs="Times New Roman"/>
+          <w:sz w:val="28"/>
+          <w:szCs w:val="28"/>
+        </w:rPr>
+        <w:t xml:space="preserve"> в Windows CMD</w:t>
+      </w:r>
+    </w:p>
+    <w:p>
+      <w:pPr>
+        <w:pStyle w:val="Default"/>
+        <w:jc w:val="center"/>
+        <w:rPr>
+          <w:rFonts w:ascii="Times New Roman" w:hAnsi="Times New Roman" w:cs="Times New Roman"/>
+          <w:sz w:val="28"/>
+          <w:szCs w:val="28"/>
+        </w:rPr>
+      </w:pPr>
+      <w:r>
+        <w:rPr>
+          <w:rFonts w:ascii="Times New Roman" w:hAnsi="Times New Roman" w:cs="Times New Roman"/>
+          <w:noProof/>
+          <w:sz w:val="28"/>
+          <w:szCs w:val="28"/>
+        </w:rPr>
         <w:lastRenderedPageBreak/>
-        <w:t>Рисунок 4 – Разрешение доменного имени ya.ru через DNS с помощью nslookup в Windows CMD</w:t>
-      </w:r>
-    </w:p>
-    <w:p>
-      <w:pPr>
-        <w:pStyle w:val="Default"/>
-        <w:jc w:val="center"/>
-        <w:rPr>
-          <w:rFonts w:ascii="Times New Roman" w:hAnsi="Times New Roman" w:cs="Times New Roman"/>
-          <w:sz w:val="28"/>
-          <w:szCs w:val="28"/>
-        </w:rPr>
-      </w:pPr>
-      <w:r>
-        <w:rPr>
-          <w:rFonts w:ascii="Times New Roman" w:hAnsi="Times New Roman" w:cs="Times New Roman"/>
-          <w:noProof/>
-          <w:sz w:val="28"/>
-          <w:szCs w:val="28"/>
-        </w:rPr>
         <w:drawing>
           <wp:inline distT="0" distB="0" distL="0" distR="0" wp14:anchorId="1FB5AD5A" wp14:editId="443147A7">
             <wp:extent cx="4562474" cy="2273582"/>
@@ -1682,7 +1846,25 @@
           <w:sz w:val="28"/>
           <w:szCs w:val="28"/>
         </w:rPr>
-        <w:t>Рисунок 5 – Проверка доступности узла 8.8.8.8 с помощью утилиты ping в Windows CMD</w:t>
+        <w:t xml:space="preserve">Рисунок 5 – Проверка доступности узла 8.8.8.8 с помощью утилиты </w:t>
+      </w:r>
+      <w:proofErr w:type="spellStart"/>
+      <w:r>
+        <w:rPr>
+          <w:rFonts w:ascii="Times New Roman" w:hAnsi="Times New Roman" w:cs="Times New Roman"/>
+          <w:sz w:val="28"/>
+          <w:szCs w:val="28"/>
+        </w:rPr>
+        <w:t>ping</w:t>
+      </w:r>
+      <w:proofErr w:type="spellEnd"/>
+      <w:r>
+        <w:rPr>
+          <w:rFonts w:ascii="Times New Roman" w:hAnsi="Times New Roman" w:cs="Times New Roman"/>
+          <w:sz w:val="28"/>
+          <w:szCs w:val="28"/>
+        </w:rPr>
+        <w:t xml:space="preserve"> в Windows CMD</w:t>
       </w:r>
     </w:p>
     <w:p>
@@ -1766,7 +1948,25 @@
           <w:sz w:val="28"/>
           <w:szCs w:val="28"/>
         </w:rPr>
-        <w:t>Рисунок 6 – Трассировка маршрута к ресурсу ya.ru с помощью tracert в Windows CMD</w:t>
+        <w:t xml:space="preserve">Рисунок 6 – Трассировка маршрута к ресурсу ya.ru с помощью </w:t>
+      </w:r>
+      <w:proofErr w:type="spellStart"/>
+      <w:r>
+        <w:rPr>
+          <w:rFonts w:ascii="Times New Roman" w:hAnsi="Times New Roman" w:cs="Times New Roman"/>
+          <w:sz w:val="28"/>
+          <w:szCs w:val="28"/>
+        </w:rPr>
+        <w:t>tracert</w:t>
+      </w:r>
+      <w:proofErr w:type="spellEnd"/>
+      <w:r>
+        <w:rPr>
+          <w:rFonts w:ascii="Times New Roman" w:hAnsi="Times New Roman" w:cs="Times New Roman"/>
+          <w:sz w:val="28"/>
+          <w:szCs w:val="28"/>
+        </w:rPr>
+        <w:t xml:space="preserve"> в Windows CMD</w:t>
       </w:r>
       <w:r>
         <w:rPr>
@@ -1848,7 +2048,25 @@
           <w:sz w:val="28"/>
           <w:szCs w:val="28"/>
         </w:rPr>
-        <w:t>Рисунок 7 – Просмотр списка активных TCP/UDP-подключений с помощью netstat в Windows CMD</w:t>
+        <w:t xml:space="preserve">Рисунок 7 – Просмотр списка активных TCP/UDP-подключений с помощью </w:t>
+      </w:r>
+      <w:proofErr w:type="spellStart"/>
+      <w:r>
+        <w:rPr>
+          <w:rFonts w:ascii="Times New Roman" w:hAnsi="Times New Roman" w:cs="Times New Roman"/>
+          <w:sz w:val="28"/>
+          <w:szCs w:val="28"/>
+        </w:rPr>
+        <w:t>netstat</w:t>
+      </w:r>
+      <w:proofErr w:type="spellEnd"/>
+      <w:r>
+        <w:rPr>
+          <w:rFonts w:ascii="Times New Roman" w:hAnsi="Times New Roman" w:cs="Times New Roman"/>
+          <w:sz w:val="28"/>
+          <w:szCs w:val="28"/>
+        </w:rPr>
+        <w:t xml:space="preserve"> в Windows CMD</w:t>
       </w:r>
     </w:p>
     <w:p>
@@ -1933,7 +2151,43 @@
           <w:sz w:val="28"/>
           <w:szCs w:val="28"/>
         </w:rPr>
-        <w:t>Рисунок 8 – Просмотр локальных имен NetBIOS с помощью nbtstat в Windows CMD</w:t>
+        <w:t xml:space="preserve">Рисунок 8 – Просмотр локальных имен </w:t>
+      </w:r>
+      <w:proofErr w:type="spellStart"/>
+      <w:r>
+        <w:rPr>
+          <w:rFonts w:ascii="Times New Roman" w:hAnsi="Times New Roman" w:cs="Times New Roman"/>
+          <w:sz w:val="28"/>
+          <w:szCs w:val="28"/>
+        </w:rPr>
+        <w:t>NetBIOS</w:t>
+      </w:r>
+      <w:proofErr w:type="spellEnd"/>
+      <w:r>
+        <w:rPr>
+          <w:rFonts w:ascii="Times New Roman" w:hAnsi="Times New Roman" w:cs="Times New Roman"/>
+          <w:sz w:val="28"/>
+          <w:szCs w:val="28"/>
+        </w:rPr>
+        <w:t xml:space="preserve"> с помощью </w:t>
+      </w:r>
+      <w:proofErr w:type="spellStart"/>
+      <w:r>
+        <w:rPr>
+          <w:rFonts w:ascii="Times New Roman" w:hAnsi="Times New Roman" w:cs="Times New Roman"/>
+          <w:sz w:val="28"/>
+          <w:szCs w:val="28"/>
+        </w:rPr>
+        <w:t>nbtstat</w:t>
+      </w:r>
+      <w:proofErr w:type="spellEnd"/>
+      <w:r>
+        <w:rPr>
+          <w:rFonts w:ascii="Times New Roman" w:hAnsi="Times New Roman" w:cs="Times New Roman"/>
+          <w:sz w:val="28"/>
+          <w:szCs w:val="28"/>
+        </w:rPr>
+        <w:t xml:space="preserve"> в Windows CMD</w:t>
       </w:r>
     </w:p>
     <w:p>
@@ -2176,8 +2430,20 @@
           <w:szCs w:val="28"/>
         </w:rPr>
         <w:lastRenderedPageBreak/>
-        <w:t> Windows: Утилита netsh</w:t>
-      </w:r>
+        <w:t xml:space="preserve"> Windows: Утилита </w:t>
+      </w:r>
+      <w:proofErr w:type="spellStart"/>
+      <w:r>
+        <w:rPr>
+          <w:rFonts w:ascii="Times New Roman" w:hAnsi="Times New Roman" w:cs="Times New Roman"/>
+          <w:b/>
+          <w:bCs/>
+          <w:sz w:val="28"/>
+          <w:szCs w:val="28"/>
+        </w:rPr>
+        <w:t>netsh</w:t>
+      </w:r>
+      <w:proofErr w:type="spellEnd"/>
       <w:r>
         <w:rPr>
           <w:rFonts w:ascii="Times New Roman" w:hAnsi="Times New Roman" w:cs="Times New Roman"/>
@@ -2275,8 +2541,18 @@
           <w:sz w:val="28"/>
           <w:szCs w:val="28"/>
         </w:rPr>
-        <w:t>Рисунок 9 – Отображение конфигурации IP-параметров интерфейсов через оболочку netsh</w:t>
-      </w:r>
+        <w:t xml:space="preserve">Рисунок 9 – Отображение конфигурации IP-параметров интерфейсов через оболочку </w:t>
+      </w:r>
+      <w:proofErr w:type="spellStart"/>
+      <w:r>
+        <w:rPr>
+          <w:rFonts w:ascii="Times New Roman" w:hAnsi="Times New Roman" w:cs="Times New Roman"/>
+          <w:sz w:val="28"/>
+          <w:szCs w:val="28"/>
+        </w:rPr>
+        <w:t>netsh</w:t>
+      </w:r>
+      <w:proofErr w:type="spellEnd"/>
     </w:p>
     <w:p>
       <w:pPr>
@@ -2360,8 +2636,18 @@
           <w:sz w:val="28"/>
           <w:szCs w:val="28"/>
         </w:rPr>
-        <w:t>Рисунок 10 – Просмотр таблицы соседних устройств (ARP) через netsh</w:t>
-      </w:r>
+        <w:t xml:space="preserve">Рисунок 10 – Просмотр таблицы соседних устройств (ARP) через </w:t>
+      </w:r>
+      <w:proofErr w:type="spellStart"/>
+      <w:r>
+        <w:rPr>
+          <w:rFonts w:ascii="Times New Roman" w:hAnsi="Times New Roman" w:cs="Times New Roman"/>
+          <w:sz w:val="28"/>
+          <w:szCs w:val="28"/>
+        </w:rPr>
+        <w:t>netsh</w:t>
+      </w:r>
+      <w:proofErr w:type="spellEnd"/>
     </w:p>
     <w:p>
       <w:pPr>
@@ -2445,8 +2731,18 @@
           <w:sz w:val="28"/>
           <w:szCs w:val="28"/>
         </w:rPr>
-        <w:t>Рисунок 11 – Просмотр сетевых маршрутов через утилиту netsh</w:t>
-      </w:r>
+        <w:t xml:space="preserve">Рисунок 11 – Просмотр сетевых маршрутов через утилиту </w:t>
+      </w:r>
+      <w:proofErr w:type="spellStart"/>
+      <w:r>
+        <w:rPr>
+          <w:rFonts w:ascii="Times New Roman" w:hAnsi="Times New Roman" w:cs="Times New Roman"/>
+          <w:sz w:val="28"/>
+          <w:szCs w:val="28"/>
+        </w:rPr>
+        <w:t>netsh</w:t>
+      </w:r>
+      <w:proofErr w:type="spellEnd"/>
     </w:p>
     <w:p>
       <w:pPr>
@@ -2529,8 +2825,18 @@
           <w:sz w:val="28"/>
           <w:szCs w:val="28"/>
         </w:rPr>
-        <w:t>Рисунок 12 – Просмотр настроек DNS-серверов интерфейсов через netsh</w:t>
-      </w:r>
+        <w:t xml:space="preserve">Рисунок 12 – Просмотр настроек DNS-серверов интерфейсов через </w:t>
+      </w:r>
+      <w:proofErr w:type="spellStart"/>
+      <w:r>
+        <w:rPr>
+          <w:rFonts w:ascii="Times New Roman" w:hAnsi="Times New Roman" w:cs="Times New Roman"/>
+          <w:sz w:val="28"/>
+          <w:szCs w:val="28"/>
+        </w:rPr>
+        <w:t>netsh</w:t>
+      </w:r>
+      <w:proofErr w:type="spellEnd"/>
     </w:p>
     <w:p>
       <w:pPr>
@@ -2604,8 +2910,18 @@
           <w:sz w:val="28"/>
           <w:szCs w:val="28"/>
         </w:rPr>
-        <w:t>Рисунок 13 – Отображение списка TCP-соединений через netsh</w:t>
-      </w:r>
+        <w:t xml:space="preserve">Рисунок 13 – Отображение списка TCP-соединений через </w:t>
+      </w:r>
+      <w:proofErr w:type="spellStart"/>
+      <w:r>
+        <w:rPr>
+          <w:rFonts w:ascii="Times New Roman" w:hAnsi="Times New Roman" w:cs="Times New Roman"/>
+          <w:sz w:val="28"/>
+          <w:szCs w:val="28"/>
+        </w:rPr>
+        <w:t>netsh</w:t>
+      </w:r>
+      <w:proofErr w:type="spellEnd"/>
     </w:p>
     <w:p>
       <w:pPr>
@@ -2798,16 +3114,40 @@
         <w:lastRenderedPageBreak/>
         <w:t>W</w:t>
       </w:r>
-      <w:r>
-        <w:rPr>
-          <w:rFonts w:ascii="Times New Roman" w:hAnsi="Times New Roman" w:cs="Times New Roman"/>
-          <w:b/>
-          <w:bCs/>
-          <w:sz w:val="28"/>
-          <w:szCs w:val="28"/>
-        </w:rPr>
-        <w:t>indows PowerShell</w:t>
-      </w:r>
+      <w:proofErr w:type="spellStart"/>
+      <w:r>
+        <w:rPr>
+          <w:rFonts w:ascii="Times New Roman" w:hAnsi="Times New Roman" w:cs="Times New Roman"/>
+          <w:b/>
+          <w:bCs/>
+          <w:sz w:val="28"/>
+          <w:szCs w:val="28"/>
+        </w:rPr>
+        <w:t>indows</w:t>
+      </w:r>
+      <w:proofErr w:type="spellEnd"/>
+      <w:r>
+        <w:rPr>
+          <w:rFonts w:ascii="Times New Roman" w:hAnsi="Times New Roman" w:cs="Times New Roman"/>
+          <w:b/>
+          <w:bCs/>
+          <w:sz w:val="28"/>
+          <w:szCs w:val="28"/>
+        </w:rPr>
+        <w:t xml:space="preserve"> </w:t>
+      </w:r>
+      <w:proofErr w:type="spellStart"/>
+      <w:r>
+        <w:rPr>
+          <w:rFonts w:ascii="Times New Roman" w:hAnsi="Times New Roman" w:cs="Times New Roman"/>
+          <w:b/>
+          <w:bCs/>
+          <w:sz w:val="28"/>
+          <w:szCs w:val="28"/>
+        </w:rPr>
+        <w:t>PowerShell</w:t>
+      </w:r>
+      <w:proofErr w:type="spellEnd"/>
       <w:r>
         <w:rPr>
           <w:rFonts w:ascii="Times New Roman" w:hAnsi="Times New Roman" w:cs="Times New Roman"/>
@@ -2907,8 +3247,36 @@
           <w:sz w:val="28"/>
           <w:szCs w:val="28"/>
         </w:rPr>
-        <w:t>Рисунок 14 – Просмотр сетевой конфигурации с помощью командлета Get-NetIPConfiguration в PowerShell</w:t>
-      </w:r>
+        <w:t>Рисунок 14 – Просмотр сетевой конфигурации с помощью командлета Get-</w:t>
+      </w:r>
+      <w:proofErr w:type="spellStart"/>
+      <w:r>
+        <w:rPr>
+          <w:rFonts w:ascii="Times New Roman" w:hAnsi="Times New Roman" w:cs="Times New Roman"/>
+          <w:sz w:val="28"/>
+          <w:szCs w:val="28"/>
+        </w:rPr>
+        <w:t>NetIPConfiguration</w:t>
+      </w:r>
+      <w:proofErr w:type="spellEnd"/>
+      <w:r>
+        <w:rPr>
+          <w:rFonts w:ascii="Times New Roman" w:hAnsi="Times New Roman" w:cs="Times New Roman"/>
+          <w:sz w:val="28"/>
+          <w:szCs w:val="28"/>
+        </w:rPr>
+        <w:t xml:space="preserve"> в </w:t>
+      </w:r>
+      <w:proofErr w:type="spellStart"/>
+      <w:r>
+        <w:rPr>
+          <w:rFonts w:ascii="Times New Roman" w:hAnsi="Times New Roman" w:cs="Times New Roman"/>
+          <w:sz w:val="28"/>
+          <w:szCs w:val="28"/>
+        </w:rPr>
+        <w:t>PowerShell</w:t>
+      </w:r>
+      <w:proofErr w:type="spellEnd"/>
     </w:p>
     <w:p>
       <w:pPr>
@@ -2992,8 +3360,36 @@
           <w:sz w:val="28"/>
           <w:szCs w:val="28"/>
         </w:rPr>
-        <w:t>Рисунок 15 – Получение информации о соседних сетевых узлах с помощью Get-NetNeighbor в PowerShell</w:t>
-      </w:r>
+        <w:t>Рисунок 15 – Получение информации о соседних сетевых узлах с помощью Get-</w:t>
+      </w:r>
+      <w:proofErr w:type="spellStart"/>
+      <w:r>
+        <w:rPr>
+          <w:rFonts w:ascii="Times New Roman" w:hAnsi="Times New Roman" w:cs="Times New Roman"/>
+          <w:sz w:val="28"/>
+          <w:szCs w:val="28"/>
+        </w:rPr>
+        <w:t>NetNeighbor</w:t>
+      </w:r>
+      <w:proofErr w:type="spellEnd"/>
+      <w:r>
+        <w:rPr>
+          <w:rFonts w:ascii="Times New Roman" w:hAnsi="Times New Roman" w:cs="Times New Roman"/>
+          <w:sz w:val="28"/>
+          <w:szCs w:val="28"/>
+        </w:rPr>
+        <w:t xml:space="preserve"> в </w:t>
+      </w:r>
+      <w:proofErr w:type="spellStart"/>
+      <w:r>
+        <w:rPr>
+          <w:rFonts w:ascii="Times New Roman" w:hAnsi="Times New Roman" w:cs="Times New Roman"/>
+          <w:sz w:val="28"/>
+          <w:szCs w:val="28"/>
+        </w:rPr>
+        <w:t>PowerShell</w:t>
+      </w:r>
+      <w:proofErr w:type="spellEnd"/>
     </w:p>
     <w:p>
       <w:pPr>
@@ -3077,8 +3473,36 @@
           <w:sz w:val="28"/>
           <w:szCs w:val="28"/>
         </w:rPr>
-        <w:t>Рисунок 16 – Вывод таблицы IP-маршрутизации с помощью командлета Get-NetRoute в PowerShell</w:t>
-      </w:r>
+        <w:t>Рисунок 16 – Вывод таблицы IP-маршрутизации с помощью командлета Get-</w:t>
+      </w:r>
+      <w:proofErr w:type="spellStart"/>
+      <w:r>
+        <w:rPr>
+          <w:rFonts w:ascii="Times New Roman" w:hAnsi="Times New Roman" w:cs="Times New Roman"/>
+          <w:sz w:val="28"/>
+          <w:szCs w:val="28"/>
+        </w:rPr>
+        <w:t>NetRoute</w:t>
+      </w:r>
+      <w:proofErr w:type="spellEnd"/>
+      <w:r>
+        <w:rPr>
+          <w:rFonts w:ascii="Times New Roman" w:hAnsi="Times New Roman" w:cs="Times New Roman"/>
+          <w:sz w:val="28"/>
+          <w:szCs w:val="28"/>
+        </w:rPr>
+        <w:t xml:space="preserve"> в </w:t>
+      </w:r>
+      <w:proofErr w:type="spellStart"/>
+      <w:r>
+        <w:rPr>
+          <w:rFonts w:ascii="Times New Roman" w:hAnsi="Times New Roman" w:cs="Times New Roman"/>
+          <w:sz w:val="28"/>
+          <w:szCs w:val="28"/>
+        </w:rPr>
+        <w:t>PowerShell</w:t>
+      </w:r>
+      <w:proofErr w:type="spellEnd"/>
     </w:p>
     <w:p>
       <w:pPr>
@@ -3161,8 +3585,36 @@
           <w:sz w:val="28"/>
           <w:szCs w:val="28"/>
         </w:rPr>
-        <w:t>Рисунок 17 – Диагностика DNS-записей для ya.ru с помощью Resolve-DnsName в PowerShell</w:t>
-      </w:r>
+        <w:t xml:space="preserve">Рисунок 17 – Диагностика DNS-записей для ya.ru с помощью </w:t>
+      </w:r>
+      <w:proofErr w:type="spellStart"/>
+      <w:r>
+        <w:rPr>
+          <w:rFonts w:ascii="Times New Roman" w:hAnsi="Times New Roman" w:cs="Times New Roman"/>
+          <w:sz w:val="28"/>
+          <w:szCs w:val="28"/>
+        </w:rPr>
+        <w:t>Resolve-DnsName</w:t>
+      </w:r>
+      <w:proofErr w:type="spellEnd"/>
+      <w:r>
+        <w:rPr>
+          <w:rFonts w:ascii="Times New Roman" w:hAnsi="Times New Roman" w:cs="Times New Roman"/>
+          <w:sz w:val="28"/>
+          <w:szCs w:val="28"/>
+        </w:rPr>
+        <w:t xml:space="preserve"> в </w:t>
+      </w:r>
+      <w:proofErr w:type="spellStart"/>
+      <w:r>
+        <w:rPr>
+          <w:rFonts w:ascii="Times New Roman" w:hAnsi="Times New Roman" w:cs="Times New Roman"/>
+          <w:sz w:val="28"/>
+          <w:szCs w:val="28"/>
+        </w:rPr>
+        <w:t>PowerShell</w:t>
+      </w:r>
+      <w:proofErr w:type="spellEnd"/>
     </w:p>
     <w:p>
       <w:pPr>
@@ -3245,8 +3697,18 @@
           <w:sz w:val="28"/>
           <w:szCs w:val="28"/>
         </w:rPr>
-        <w:t>Рисунок 18 – Проверка сетевой связности узла с помощью Test-Connection в PowerShell</w:t>
-      </w:r>
+        <w:t xml:space="preserve">Рисунок 18 – Проверка сетевой связности узла с помощью Test-Connection в </w:t>
+      </w:r>
+      <w:proofErr w:type="spellStart"/>
+      <w:r>
+        <w:rPr>
+          <w:rFonts w:ascii="Times New Roman" w:hAnsi="Times New Roman" w:cs="Times New Roman"/>
+          <w:sz w:val="28"/>
+          <w:szCs w:val="28"/>
+        </w:rPr>
+        <w:t>PowerShell</w:t>
+      </w:r>
+      <w:proofErr w:type="spellEnd"/>
     </w:p>
     <w:p>
       <w:pPr>
@@ -3319,8 +3781,36 @@
           <w:sz w:val="28"/>
           <w:szCs w:val="28"/>
         </w:rPr>
-        <w:t>Рисунок 19 – Трассировка сетевого пути к узлу ya.ru через Test-NetConnection в PowerShell</w:t>
-      </w:r>
+        <w:t>Рисунок 19 – Трассировка сетевого пути к узлу ya.ru через Test-</w:t>
+      </w:r>
+      <w:proofErr w:type="spellStart"/>
+      <w:r>
+        <w:rPr>
+          <w:rFonts w:ascii="Times New Roman" w:hAnsi="Times New Roman" w:cs="Times New Roman"/>
+          <w:sz w:val="28"/>
+          <w:szCs w:val="28"/>
+        </w:rPr>
+        <w:t>NetConnection</w:t>
+      </w:r>
+      <w:proofErr w:type="spellEnd"/>
+      <w:r>
+        <w:rPr>
+          <w:rFonts w:ascii="Times New Roman" w:hAnsi="Times New Roman" w:cs="Times New Roman"/>
+          <w:sz w:val="28"/>
+          <w:szCs w:val="28"/>
+        </w:rPr>
+        <w:t xml:space="preserve"> в </w:t>
+      </w:r>
+      <w:proofErr w:type="spellStart"/>
+      <w:r>
+        <w:rPr>
+          <w:rFonts w:ascii="Times New Roman" w:hAnsi="Times New Roman" w:cs="Times New Roman"/>
+          <w:sz w:val="28"/>
+          <w:szCs w:val="28"/>
+        </w:rPr>
+        <w:t>PowerShell</w:t>
+      </w:r>
+      <w:proofErr w:type="spellEnd"/>
     </w:p>
     <w:p>
       <w:pPr>
@@ -3413,7 +3903,27 @@
           <w:szCs w:val="28"/>
           <w:lang w:val="en-US"/>
         </w:rPr>
-        <w:t xml:space="preserve">Get-NetTCPConnection </w:t>
+        <w:t>Get-</w:t>
+      </w:r>
+      <w:proofErr w:type="spellStart"/>
+      <w:r>
+        <w:rPr>
+          <w:rFonts w:ascii="Times New Roman" w:hAnsi="Times New Roman" w:cs="Times New Roman"/>
+          <w:sz w:val="28"/>
+          <w:szCs w:val="28"/>
+          <w:lang w:val="en-US"/>
+        </w:rPr>
+        <w:t>NetTCPConnection</w:t>
+      </w:r>
+      <w:proofErr w:type="spellEnd"/>
+      <w:r>
+        <w:rPr>
+          <w:rFonts w:ascii="Times New Roman" w:hAnsi="Times New Roman" w:cs="Times New Roman"/>
+          <w:sz w:val="28"/>
+          <w:szCs w:val="28"/>
+          <w:lang w:val="en-US"/>
+        </w:rPr>
+        <w:t xml:space="preserve"> </w:t>
       </w:r>
       <w:r>
         <w:rPr>
@@ -3455,7 +3965,31 @@
           <w:lang w:val="en-US"/>
         </w:rPr>
         <w:lastRenderedPageBreak/>
-        <w:t> Linux SliTaz:</w:t>
+        <w:t xml:space="preserve"> Linux </w:t>
+      </w:r>
+      <w:proofErr w:type="spellStart"/>
+      <w:r>
+        <w:rPr>
+          <w:rFonts w:ascii="Times New Roman" w:hAnsi="Times New Roman" w:cs="Times New Roman"/>
+          <w:b/>
+          <w:bCs/>
+          <w:sz w:val="28"/>
+          <w:szCs w:val="28"/>
+          <w:lang w:val="en-US"/>
+        </w:rPr>
+        <w:t>SliTaz</w:t>
+      </w:r>
+      <w:proofErr w:type="spellEnd"/>
+      <w:r>
+        <w:rPr>
+          <w:rFonts w:ascii="Times New Roman" w:hAnsi="Times New Roman" w:cs="Times New Roman"/>
+          <w:b/>
+          <w:bCs/>
+          <w:sz w:val="28"/>
+          <w:szCs w:val="28"/>
+          <w:lang w:val="en-US"/>
+        </w:rPr>
+        <w:t>:</w:t>
       </w:r>
     </w:p>
     <w:p>
@@ -3544,8 +4078,72 @@
           <w:sz w:val="28"/>
           <w:szCs w:val="28"/>
         </w:rPr>
-        <w:t>Рисунок 21 – Просмотр сетевых интерфейсов и IP-адресов командой ip addr show в Linux SliTaz</w:t>
-      </w:r>
+        <w:t xml:space="preserve">Рисунок 21 – Просмотр сетевых интерфейсов и IP-адресов командой </w:t>
+      </w:r>
+      <w:proofErr w:type="spellStart"/>
+      <w:r>
+        <w:rPr>
+          <w:rFonts w:ascii="Times New Roman" w:hAnsi="Times New Roman" w:cs="Times New Roman"/>
+          <w:sz w:val="28"/>
+          <w:szCs w:val="28"/>
+        </w:rPr>
+        <w:t>ip</w:t>
+      </w:r>
+      <w:proofErr w:type="spellEnd"/>
+      <w:r>
+        <w:rPr>
+          <w:rFonts w:ascii="Times New Roman" w:hAnsi="Times New Roman" w:cs="Times New Roman"/>
+          <w:sz w:val="28"/>
+          <w:szCs w:val="28"/>
+        </w:rPr>
+        <w:t xml:space="preserve"> </w:t>
+      </w:r>
+      <w:proofErr w:type="spellStart"/>
+      <w:r>
+        <w:rPr>
+          <w:rFonts w:ascii="Times New Roman" w:hAnsi="Times New Roman" w:cs="Times New Roman"/>
+          <w:sz w:val="28"/>
+          <w:szCs w:val="28"/>
+        </w:rPr>
+        <w:t>addr</w:t>
+      </w:r>
+      <w:proofErr w:type="spellEnd"/>
+      <w:r>
+        <w:rPr>
+          <w:rFonts w:ascii="Times New Roman" w:hAnsi="Times New Roman" w:cs="Times New Roman"/>
+          <w:sz w:val="28"/>
+          <w:szCs w:val="28"/>
+        </w:rPr>
+        <w:t xml:space="preserve"> </w:t>
+      </w:r>
+      <w:proofErr w:type="spellStart"/>
+      <w:r>
+        <w:rPr>
+          <w:rFonts w:ascii="Times New Roman" w:hAnsi="Times New Roman" w:cs="Times New Roman"/>
+          <w:sz w:val="28"/>
+          <w:szCs w:val="28"/>
+        </w:rPr>
+        <w:t>show</w:t>
+      </w:r>
+      <w:proofErr w:type="spellEnd"/>
+      <w:r>
+        <w:rPr>
+          <w:rFonts w:ascii="Times New Roman" w:hAnsi="Times New Roman" w:cs="Times New Roman"/>
+          <w:sz w:val="28"/>
+          <w:szCs w:val="28"/>
+        </w:rPr>
+        <w:t xml:space="preserve"> в Linux </w:t>
+      </w:r>
+      <w:proofErr w:type="spellStart"/>
+      <w:r>
+        <w:rPr>
+          <w:rFonts w:ascii="Times New Roman" w:hAnsi="Times New Roman" w:cs="Times New Roman"/>
+          <w:sz w:val="28"/>
+          <w:szCs w:val="28"/>
+        </w:rPr>
+        <w:t>SliTaz</w:t>
+      </w:r>
+      <w:proofErr w:type="spellEnd"/>
     </w:p>
     <w:p>
       <w:pPr>
@@ -3628,7 +4226,115 @@
           <w:sz w:val="28"/>
           <w:szCs w:val="28"/>
         </w:rPr>
-        <w:t>Рисунок 22 – Попытка выполнения ip neigh show в BusyBox Linux SliTaz (модуль neighbour не поддерживается)</w:t>
+        <w:t xml:space="preserve">Рисунок 22 – Попытка выполнения </w:t>
+      </w:r>
+      <w:proofErr w:type="spellStart"/>
+      <w:r>
+        <w:rPr>
+          <w:rFonts w:ascii="Times New Roman" w:hAnsi="Times New Roman" w:cs="Times New Roman"/>
+          <w:sz w:val="28"/>
+          <w:szCs w:val="28"/>
+        </w:rPr>
+        <w:t>ip</w:t>
+      </w:r>
+      <w:proofErr w:type="spellEnd"/>
+      <w:r>
+        <w:rPr>
+          <w:rFonts w:ascii="Times New Roman" w:hAnsi="Times New Roman" w:cs="Times New Roman"/>
+          <w:sz w:val="28"/>
+          <w:szCs w:val="28"/>
+        </w:rPr>
+        <w:t xml:space="preserve"> </w:t>
+      </w:r>
+      <w:proofErr w:type="spellStart"/>
+      <w:r>
+        <w:rPr>
+          <w:rFonts w:ascii="Times New Roman" w:hAnsi="Times New Roman" w:cs="Times New Roman"/>
+          <w:sz w:val="28"/>
+          <w:szCs w:val="28"/>
+        </w:rPr>
+        <w:t>neigh</w:t>
+      </w:r>
+      <w:proofErr w:type="spellEnd"/>
+      <w:r>
+        <w:rPr>
+          <w:rFonts w:ascii="Times New Roman" w:hAnsi="Times New Roman" w:cs="Times New Roman"/>
+          <w:sz w:val="28"/>
+          <w:szCs w:val="28"/>
+        </w:rPr>
+        <w:t xml:space="preserve"> </w:t>
+      </w:r>
+      <w:proofErr w:type="spellStart"/>
+      <w:r>
+        <w:rPr>
+          <w:rFonts w:ascii="Times New Roman" w:hAnsi="Times New Roman" w:cs="Times New Roman"/>
+          <w:sz w:val="28"/>
+          <w:szCs w:val="28"/>
+        </w:rPr>
+        <w:t>show</w:t>
+      </w:r>
+      <w:proofErr w:type="spellEnd"/>
+      <w:r>
+        <w:rPr>
+          <w:rFonts w:ascii="Times New Roman" w:hAnsi="Times New Roman" w:cs="Times New Roman"/>
+          <w:sz w:val="28"/>
+          <w:szCs w:val="28"/>
+        </w:rPr>
+        <w:t xml:space="preserve"> в </w:t>
+      </w:r>
+      <w:proofErr w:type="spellStart"/>
+      <w:r>
+        <w:rPr>
+          <w:rFonts w:ascii="Times New Roman" w:hAnsi="Times New Roman" w:cs="Times New Roman"/>
+          <w:sz w:val="28"/>
+          <w:szCs w:val="28"/>
+        </w:rPr>
+        <w:t>BusyBox</w:t>
+      </w:r>
+      <w:proofErr w:type="spellEnd"/>
+      <w:r>
+        <w:rPr>
+          <w:rFonts w:ascii="Times New Roman" w:hAnsi="Times New Roman" w:cs="Times New Roman"/>
+          <w:sz w:val="28"/>
+          <w:szCs w:val="28"/>
+        </w:rPr>
+        <w:t xml:space="preserve"> Linux </w:t>
+      </w:r>
+      <w:proofErr w:type="spellStart"/>
+      <w:r>
+        <w:rPr>
+          <w:rFonts w:ascii="Times New Roman" w:hAnsi="Times New Roman" w:cs="Times New Roman"/>
+          <w:sz w:val="28"/>
+          <w:szCs w:val="28"/>
+        </w:rPr>
+        <w:t>SliTaz</w:t>
+      </w:r>
+      <w:proofErr w:type="spellEnd"/>
+      <w:r>
+        <w:rPr>
+          <w:rFonts w:ascii="Times New Roman" w:hAnsi="Times New Roman" w:cs="Times New Roman"/>
+          <w:sz w:val="28"/>
+          <w:szCs w:val="28"/>
+        </w:rPr>
+        <w:t xml:space="preserve"> (модуль </w:t>
+      </w:r>
+      <w:proofErr w:type="spellStart"/>
+      <w:r>
+        <w:rPr>
+          <w:rFonts w:ascii="Times New Roman" w:hAnsi="Times New Roman" w:cs="Times New Roman"/>
+          <w:sz w:val="28"/>
+          <w:szCs w:val="28"/>
+        </w:rPr>
+        <w:t>neighbour</w:t>
+      </w:r>
+      <w:proofErr w:type="spellEnd"/>
+      <w:r>
+        <w:rPr>
+          <w:rFonts w:ascii="Times New Roman" w:hAnsi="Times New Roman" w:cs="Times New Roman"/>
+          <w:sz w:val="28"/>
+          <w:szCs w:val="28"/>
+        </w:rPr>
+        <w:t xml:space="preserve"> не поддерживается)</w:t>
       </w:r>
     </w:p>
     <w:p>
@@ -3712,8 +4418,72 @@
           <w:sz w:val="28"/>
           <w:szCs w:val="28"/>
         </w:rPr>
-        <w:t>Рисунок 23 – Просмотр таблицы маршрутизации утилитой ip route show в Linux SliTaz</w:t>
-      </w:r>
+        <w:t xml:space="preserve">Рисунок 23 – Просмотр таблицы маршрутизации утилитой </w:t>
+      </w:r>
+      <w:proofErr w:type="spellStart"/>
+      <w:r>
+        <w:rPr>
+          <w:rFonts w:ascii="Times New Roman" w:hAnsi="Times New Roman" w:cs="Times New Roman"/>
+          <w:sz w:val="28"/>
+          <w:szCs w:val="28"/>
+        </w:rPr>
+        <w:t>ip</w:t>
+      </w:r>
+      <w:proofErr w:type="spellEnd"/>
+      <w:r>
+        <w:rPr>
+          <w:rFonts w:ascii="Times New Roman" w:hAnsi="Times New Roman" w:cs="Times New Roman"/>
+          <w:sz w:val="28"/>
+          <w:szCs w:val="28"/>
+        </w:rPr>
+        <w:t xml:space="preserve"> </w:t>
+      </w:r>
+      <w:proofErr w:type="spellStart"/>
+      <w:r>
+        <w:rPr>
+          <w:rFonts w:ascii="Times New Roman" w:hAnsi="Times New Roman" w:cs="Times New Roman"/>
+          <w:sz w:val="28"/>
+          <w:szCs w:val="28"/>
+        </w:rPr>
+        <w:t>route</w:t>
+      </w:r>
+      <w:proofErr w:type="spellEnd"/>
+      <w:r>
+        <w:rPr>
+          <w:rFonts w:ascii="Times New Roman" w:hAnsi="Times New Roman" w:cs="Times New Roman"/>
+          <w:sz w:val="28"/>
+          <w:szCs w:val="28"/>
+        </w:rPr>
+        <w:t xml:space="preserve"> </w:t>
+      </w:r>
+      <w:proofErr w:type="spellStart"/>
+      <w:r>
+        <w:rPr>
+          <w:rFonts w:ascii="Times New Roman" w:hAnsi="Times New Roman" w:cs="Times New Roman"/>
+          <w:sz w:val="28"/>
+          <w:szCs w:val="28"/>
+        </w:rPr>
+        <w:t>show</w:t>
+      </w:r>
+      <w:proofErr w:type="spellEnd"/>
+      <w:r>
+        <w:rPr>
+          <w:rFonts w:ascii="Times New Roman" w:hAnsi="Times New Roman" w:cs="Times New Roman"/>
+          <w:sz w:val="28"/>
+          <w:szCs w:val="28"/>
+        </w:rPr>
+        <w:t xml:space="preserve"> в Linux </w:t>
+      </w:r>
+      <w:proofErr w:type="spellStart"/>
+      <w:r>
+        <w:rPr>
+          <w:rFonts w:ascii="Times New Roman" w:hAnsi="Times New Roman" w:cs="Times New Roman"/>
+          <w:sz w:val="28"/>
+          <w:szCs w:val="28"/>
+        </w:rPr>
+        <w:t>SliTaz</w:t>
+      </w:r>
+      <w:proofErr w:type="spellEnd"/>
     </w:p>
     <w:p>
       <w:pPr>
@@ -3797,8 +4567,36 @@
           <w:sz w:val="28"/>
           <w:szCs w:val="28"/>
         </w:rPr>
-        <w:t>Рисунок 24 – Разрешение DNS-имени ресурса ya.ru утилитой nslookup в Linux SliTaz</w:t>
-      </w:r>
+        <w:t xml:space="preserve">Рисунок 24 – Разрешение DNS-имени ресурса ya.ru утилитой </w:t>
+      </w:r>
+      <w:proofErr w:type="spellStart"/>
+      <w:r>
+        <w:rPr>
+          <w:rFonts w:ascii="Times New Roman" w:hAnsi="Times New Roman" w:cs="Times New Roman"/>
+          <w:sz w:val="28"/>
+          <w:szCs w:val="28"/>
+        </w:rPr>
+        <w:t>nslookup</w:t>
+      </w:r>
+      <w:proofErr w:type="spellEnd"/>
+      <w:r>
+        <w:rPr>
+          <w:rFonts w:ascii="Times New Roman" w:hAnsi="Times New Roman" w:cs="Times New Roman"/>
+          <w:sz w:val="28"/>
+          <w:szCs w:val="28"/>
+        </w:rPr>
+        <w:t xml:space="preserve"> в Linux </w:t>
+      </w:r>
+      <w:proofErr w:type="spellStart"/>
+      <w:r>
+        <w:rPr>
+          <w:rFonts w:ascii="Times New Roman" w:hAnsi="Times New Roman" w:cs="Times New Roman"/>
+          <w:sz w:val="28"/>
+          <w:szCs w:val="28"/>
+        </w:rPr>
+        <w:t>SliTaz</w:t>
+      </w:r>
+      <w:proofErr w:type="spellEnd"/>
     </w:p>
     <w:p>
       <w:pPr>
@@ -3873,8 +4671,36 @@
           <w:sz w:val="28"/>
           <w:szCs w:val="28"/>
         </w:rPr>
-        <w:t>Рисунок 25 – Проверка доступности узла утилитой ping (4 пакета) в Linux SliTaz</w:t>
-      </w:r>
+        <w:t xml:space="preserve">Рисунок 25 – Проверка доступности узла утилитой </w:t>
+      </w:r>
+      <w:proofErr w:type="spellStart"/>
+      <w:r>
+        <w:rPr>
+          <w:rFonts w:ascii="Times New Roman" w:hAnsi="Times New Roman" w:cs="Times New Roman"/>
+          <w:sz w:val="28"/>
+          <w:szCs w:val="28"/>
+        </w:rPr>
+        <w:t>ping</w:t>
+      </w:r>
+      <w:proofErr w:type="spellEnd"/>
+      <w:r>
+        <w:rPr>
+          <w:rFonts w:ascii="Times New Roman" w:hAnsi="Times New Roman" w:cs="Times New Roman"/>
+          <w:sz w:val="28"/>
+          <w:szCs w:val="28"/>
+        </w:rPr>
+        <w:t xml:space="preserve"> (4 пакета) в Linux </w:t>
+      </w:r>
+      <w:proofErr w:type="spellStart"/>
+      <w:r>
+        <w:rPr>
+          <w:rFonts w:ascii="Times New Roman" w:hAnsi="Times New Roman" w:cs="Times New Roman"/>
+          <w:sz w:val="28"/>
+          <w:szCs w:val="28"/>
+        </w:rPr>
+        <w:t>SliTaz</w:t>
+      </w:r>
+      <w:proofErr w:type="spellEnd"/>
     </w:p>
     <w:p>
       <w:pPr>
@@ -3960,8 +4786,36 @@
           <w:sz w:val="28"/>
           <w:szCs w:val="28"/>
         </w:rPr>
-        <w:t>Рисунок 26 – Трассировка маршрута к ya.ru с помощью утилиты traceroute в Linux SliTaz</w:t>
-      </w:r>
+        <w:t xml:space="preserve">Рисунок 26 – Трассировка маршрута к ya.ru с помощью утилиты </w:t>
+      </w:r>
+      <w:proofErr w:type="spellStart"/>
+      <w:r>
+        <w:rPr>
+          <w:rFonts w:ascii="Times New Roman" w:hAnsi="Times New Roman" w:cs="Times New Roman"/>
+          <w:sz w:val="28"/>
+          <w:szCs w:val="28"/>
+        </w:rPr>
+        <w:t>traceroute</w:t>
+      </w:r>
+      <w:proofErr w:type="spellEnd"/>
+      <w:r>
+        <w:rPr>
+          <w:rFonts w:ascii="Times New Roman" w:hAnsi="Times New Roman" w:cs="Times New Roman"/>
+          <w:sz w:val="28"/>
+          <w:szCs w:val="28"/>
+        </w:rPr>
+        <w:t xml:space="preserve"> в Linux </w:t>
+      </w:r>
+      <w:proofErr w:type="spellStart"/>
+      <w:r>
+        <w:rPr>
+          <w:rFonts w:ascii="Times New Roman" w:hAnsi="Times New Roman" w:cs="Times New Roman"/>
+          <w:sz w:val="28"/>
+          <w:szCs w:val="28"/>
+        </w:rPr>
+        <w:t>SliTaz</w:t>
+      </w:r>
+      <w:proofErr w:type="spellEnd"/>
     </w:p>
     <w:p>
       <w:pPr>
@@ -4047,8 +4901,36 @@
           <w:sz w:val="28"/>
           <w:szCs w:val="28"/>
         </w:rPr>
-        <w:t>Рисунок 27 – Вывод открытых портов и сетевых соединений с помощью netstat в Linux SliTaz</w:t>
-      </w:r>
+        <w:t xml:space="preserve">Рисунок 27 – Вывод открытых портов и сетевых соединений с помощью </w:t>
+      </w:r>
+      <w:proofErr w:type="spellStart"/>
+      <w:r>
+        <w:rPr>
+          <w:rFonts w:ascii="Times New Roman" w:hAnsi="Times New Roman" w:cs="Times New Roman"/>
+          <w:sz w:val="28"/>
+          <w:szCs w:val="28"/>
+        </w:rPr>
+        <w:t>netstat</w:t>
+      </w:r>
+      <w:proofErr w:type="spellEnd"/>
+      <w:r>
+        <w:rPr>
+          <w:rFonts w:ascii="Times New Roman" w:hAnsi="Times New Roman" w:cs="Times New Roman"/>
+          <w:sz w:val="28"/>
+          <w:szCs w:val="28"/>
+        </w:rPr>
+        <w:t xml:space="preserve"> в Linux </w:t>
+      </w:r>
+      <w:proofErr w:type="spellStart"/>
+      <w:r>
+        <w:rPr>
+          <w:rFonts w:ascii="Times New Roman" w:hAnsi="Times New Roman" w:cs="Times New Roman"/>
+          <w:sz w:val="28"/>
+          <w:szCs w:val="28"/>
+        </w:rPr>
+        <w:t>SliTaz</w:t>
+      </w:r>
+      <w:proofErr w:type="spellEnd"/>
     </w:p>
     <w:p>
       <w:pPr>
@@ -4155,26 +5037,194 @@
           <w:sz w:val="28"/>
           <w:szCs w:val="28"/>
         </w:rPr>
-        <w:t>В ходе выполнения лабораторной работы было проведено сравнение работы базовых сетевых утилит в полноценной десктопной ОС (Windows) и в легковесном дистрибутиве Linux (SliTaz на базе BusyBox).</w:t>
-      </w:r>
-    </w:p>
-    <w:p>
-      <w:pPr>
-        <w:rPr>
-          <w:rFonts w:ascii="Times New Roman" w:hAnsi="Times New Roman" w:cs="Times New Roman"/>
-          <w:sz w:val="28"/>
-          <w:szCs w:val="28"/>
-        </w:rPr>
-      </w:pPr>
-      <w:r>
-        <w:rPr>
-          <w:rFonts w:ascii="Times New Roman" w:hAnsi="Times New Roman" w:cs="Times New Roman"/>
-          <w:b/>
-          <w:bCs/>
-          <w:sz w:val="28"/>
-          <w:szCs w:val="28"/>
-        </w:rPr>
-        <w:t>1. Просмотр IP-конфигурации (ipconfig, netsh, Get-NetIPConfiguration, ip addr show):</w:t>
+        <w:t>В ходе выполнения лабораторной работы было проведено сравнение работы базовых сетевых утилит в полноценной десктопной ОС (Windows) и в легковесном дистрибутиве Linux (</w:t>
+      </w:r>
+      <w:proofErr w:type="spellStart"/>
+      <w:r>
+        <w:rPr>
+          <w:rFonts w:ascii="Times New Roman" w:hAnsi="Times New Roman" w:cs="Times New Roman"/>
+          <w:sz w:val="28"/>
+          <w:szCs w:val="28"/>
+        </w:rPr>
+        <w:t>SliTaz</w:t>
+      </w:r>
+      <w:proofErr w:type="spellEnd"/>
+      <w:r>
+        <w:rPr>
+          <w:rFonts w:ascii="Times New Roman" w:hAnsi="Times New Roman" w:cs="Times New Roman"/>
+          <w:sz w:val="28"/>
+          <w:szCs w:val="28"/>
+        </w:rPr>
+        <w:t xml:space="preserve"> на базе </w:t>
+      </w:r>
+      <w:proofErr w:type="spellStart"/>
+      <w:r>
+        <w:rPr>
+          <w:rFonts w:ascii="Times New Roman" w:hAnsi="Times New Roman" w:cs="Times New Roman"/>
+          <w:sz w:val="28"/>
+          <w:szCs w:val="28"/>
+        </w:rPr>
+        <w:t>BusyBox</w:t>
+      </w:r>
+      <w:proofErr w:type="spellEnd"/>
+      <w:r>
+        <w:rPr>
+          <w:rFonts w:ascii="Times New Roman" w:hAnsi="Times New Roman" w:cs="Times New Roman"/>
+          <w:sz w:val="28"/>
+          <w:szCs w:val="28"/>
+        </w:rPr>
+        <w:t>).</w:t>
+      </w:r>
+    </w:p>
+    <w:p>
+      <w:pPr>
+        <w:rPr>
+          <w:rFonts w:ascii="Times New Roman" w:hAnsi="Times New Roman" w:cs="Times New Roman"/>
+          <w:sz w:val="28"/>
+          <w:szCs w:val="28"/>
+        </w:rPr>
+      </w:pPr>
+      <w:r>
+        <w:rPr>
+          <w:rFonts w:ascii="Times New Roman" w:hAnsi="Times New Roman" w:cs="Times New Roman"/>
+          <w:b/>
+          <w:bCs/>
+          <w:sz w:val="28"/>
+          <w:szCs w:val="28"/>
+        </w:rPr>
+        <w:t>1. Просмотр IP-конфигурации (</w:t>
+      </w:r>
+      <w:proofErr w:type="spellStart"/>
+      <w:r>
+        <w:rPr>
+          <w:rFonts w:ascii="Times New Roman" w:hAnsi="Times New Roman" w:cs="Times New Roman"/>
+          <w:b/>
+          <w:bCs/>
+          <w:sz w:val="28"/>
+          <w:szCs w:val="28"/>
+        </w:rPr>
+        <w:t>ipconfig</w:t>
+      </w:r>
+      <w:proofErr w:type="spellEnd"/>
+      <w:r>
+        <w:rPr>
+          <w:rFonts w:ascii="Times New Roman" w:hAnsi="Times New Roman" w:cs="Times New Roman"/>
+          <w:b/>
+          <w:bCs/>
+          <w:sz w:val="28"/>
+          <w:szCs w:val="28"/>
+        </w:rPr>
+        <w:t xml:space="preserve">, </w:t>
+      </w:r>
+      <w:proofErr w:type="spellStart"/>
+      <w:r>
+        <w:rPr>
+          <w:rFonts w:ascii="Times New Roman" w:hAnsi="Times New Roman" w:cs="Times New Roman"/>
+          <w:b/>
+          <w:bCs/>
+          <w:sz w:val="28"/>
+          <w:szCs w:val="28"/>
+        </w:rPr>
+        <w:t>netsh</w:t>
+      </w:r>
+      <w:proofErr w:type="spellEnd"/>
+      <w:r>
+        <w:rPr>
+          <w:rFonts w:ascii="Times New Roman" w:hAnsi="Times New Roman" w:cs="Times New Roman"/>
+          <w:b/>
+          <w:bCs/>
+          <w:sz w:val="28"/>
+          <w:szCs w:val="28"/>
+        </w:rPr>
+        <w:t>, Get-</w:t>
+      </w:r>
+      <w:proofErr w:type="spellStart"/>
+      <w:r>
+        <w:rPr>
+          <w:rFonts w:ascii="Times New Roman" w:hAnsi="Times New Roman" w:cs="Times New Roman"/>
+          <w:b/>
+          <w:bCs/>
+          <w:sz w:val="28"/>
+          <w:szCs w:val="28"/>
+        </w:rPr>
+        <w:t>NetIPConfiguration</w:t>
+      </w:r>
+      <w:proofErr w:type="spellEnd"/>
+      <w:r>
+        <w:rPr>
+          <w:rFonts w:ascii="Times New Roman" w:hAnsi="Times New Roman" w:cs="Times New Roman"/>
+          <w:b/>
+          <w:bCs/>
+          <w:sz w:val="28"/>
+          <w:szCs w:val="28"/>
+        </w:rPr>
+        <w:t xml:space="preserve">, </w:t>
+      </w:r>
+      <w:proofErr w:type="spellStart"/>
+      <w:r>
+        <w:rPr>
+          <w:rFonts w:ascii="Times New Roman" w:hAnsi="Times New Roman" w:cs="Times New Roman"/>
+          <w:b/>
+          <w:bCs/>
+          <w:sz w:val="28"/>
+          <w:szCs w:val="28"/>
+        </w:rPr>
+        <w:t>ip</w:t>
+      </w:r>
+      <w:proofErr w:type="spellEnd"/>
+      <w:r>
+        <w:rPr>
+          <w:rFonts w:ascii="Times New Roman" w:hAnsi="Times New Roman" w:cs="Times New Roman"/>
+          <w:b/>
+          <w:bCs/>
+          <w:sz w:val="28"/>
+          <w:szCs w:val="28"/>
+        </w:rPr>
+        <w:t xml:space="preserve"> </w:t>
+      </w:r>
+      <w:proofErr w:type="spellStart"/>
+      <w:r>
+        <w:rPr>
+          <w:rFonts w:ascii="Times New Roman" w:hAnsi="Times New Roman" w:cs="Times New Roman"/>
+          <w:b/>
+          <w:bCs/>
+          <w:sz w:val="28"/>
+          <w:szCs w:val="28"/>
+        </w:rPr>
+        <w:t>addr</w:t>
+      </w:r>
+      <w:proofErr w:type="spellEnd"/>
+      <w:r>
+        <w:rPr>
+          <w:rFonts w:ascii="Times New Roman" w:hAnsi="Times New Roman" w:cs="Times New Roman"/>
+          <w:b/>
+          <w:bCs/>
+          <w:sz w:val="28"/>
+          <w:szCs w:val="28"/>
+        </w:rPr>
+        <w:t xml:space="preserve"> </w:t>
+      </w:r>
+      <w:proofErr w:type="spellStart"/>
+      <w:r>
+        <w:rPr>
+          <w:rFonts w:ascii="Times New Roman" w:hAnsi="Times New Roman" w:cs="Times New Roman"/>
+          <w:b/>
+          <w:bCs/>
+          <w:sz w:val="28"/>
+          <w:szCs w:val="28"/>
+        </w:rPr>
+        <w:t>show</w:t>
+      </w:r>
+      <w:proofErr w:type="spellEnd"/>
+      <w:r>
+        <w:rPr>
+          <w:rFonts w:ascii="Times New Roman" w:hAnsi="Times New Roman" w:cs="Times New Roman"/>
+          <w:b/>
+          <w:bCs/>
+          <w:sz w:val="28"/>
+          <w:szCs w:val="28"/>
+        </w:rPr>
+        <w:t>):</w:t>
       </w:r>
       <w:r>
         <w:rPr>
@@ -4183,26 +5233,266 @@
           <w:szCs w:val="28"/>
         </w:rPr>
         <w:br/>
-        <w:t>В Windows утилита ipconfig и оболочка netsh выводят данные простым неструктурированным текстом. PowerShell предоставляет информацию в виде удобного списка объектов, что упрощает чтение. В Linux утилита ip addr show выдала максимально компактный вывод, сразу показав статусы интерфейсов и присвоенные адреса (например, 10.0.2.15 для интерфейса eth0).</w:t>
-      </w:r>
-    </w:p>
-    <w:p>
-      <w:pPr>
-        <w:rPr>
-          <w:rFonts w:ascii="Times New Roman" w:hAnsi="Times New Roman" w:cs="Times New Roman"/>
-          <w:sz w:val="28"/>
-          <w:szCs w:val="28"/>
-        </w:rPr>
-      </w:pPr>
-      <w:r>
-        <w:rPr>
-          <w:rFonts w:ascii="Times New Roman" w:hAnsi="Times New Roman" w:cs="Times New Roman"/>
-          <w:b/>
-          <w:bCs/>
-          <w:sz w:val="28"/>
-          <w:szCs w:val="28"/>
-        </w:rPr>
-        <w:t>2. Проверка ARP-таблицы (arp -a, netsh, Get-NetNeighbor, ip neigh show):</w:t>
+        <w:t xml:space="preserve">В Windows утилита </w:t>
+      </w:r>
+      <w:proofErr w:type="spellStart"/>
+      <w:r>
+        <w:rPr>
+          <w:rFonts w:ascii="Times New Roman" w:hAnsi="Times New Roman" w:cs="Times New Roman"/>
+          <w:sz w:val="28"/>
+          <w:szCs w:val="28"/>
+        </w:rPr>
+        <w:t>ipconfig</w:t>
+      </w:r>
+      <w:proofErr w:type="spellEnd"/>
+      <w:r>
+        <w:rPr>
+          <w:rFonts w:ascii="Times New Roman" w:hAnsi="Times New Roman" w:cs="Times New Roman"/>
+          <w:sz w:val="28"/>
+          <w:szCs w:val="28"/>
+        </w:rPr>
+        <w:t xml:space="preserve"> и оболочка </w:t>
+      </w:r>
+      <w:proofErr w:type="spellStart"/>
+      <w:r>
+        <w:rPr>
+          <w:rFonts w:ascii="Times New Roman" w:hAnsi="Times New Roman" w:cs="Times New Roman"/>
+          <w:sz w:val="28"/>
+          <w:szCs w:val="28"/>
+        </w:rPr>
+        <w:t>netsh</w:t>
+      </w:r>
+      <w:proofErr w:type="spellEnd"/>
+      <w:r>
+        <w:rPr>
+          <w:rFonts w:ascii="Times New Roman" w:hAnsi="Times New Roman" w:cs="Times New Roman"/>
+          <w:sz w:val="28"/>
+          <w:szCs w:val="28"/>
+        </w:rPr>
+        <w:t xml:space="preserve"> выводят данные простым неструктурированным текстом. </w:t>
+      </w:r>
+      <w:proofErr w:type="spellStart"/>
+      <w:r>
+        <w:rPr>
+          <w:rFonts w:ascii="Times New Roman" w:hAnsi="Times New Roman" w:cs="Times New Roman"/>
+          <w:sz w:val="28"/>
+          <w:szCs w:val="28"/>
+        </w:rPr>
+        <w:t>PowerShell</w:t>
+      </w:r>
+      <w:proofErr w:type="spellEnd"/>
+      <w:r>
+        <w:rPr>
+          <w:rFonts w:ascii="Times New Roman" w:hAnsi="Times New Roman" w:cs="Times New Roman"/>
+          <w:sz w:val="28"/>
+          <w:szCs w:val="28"/>
+        </w:rPr>
+        <w:t xml:space="preserve"> предоставляет информацию в виде удобного списка объектов, что упрощает чтение. В Linux утилита </w:t>
+      </w:r>
+      <w:proofErr w:type="spellStart"/>
+      <w:r>
+        <w:rPr>
+          <w:rFonts w:ascii="Times New Roman" w:hAnsi="Times New Roman" w:cs="Times New Roman"/>
+          <w:sz w:val="28"/>
+          <w:szCs w:val="28"/>
+        </w:rPr>
+        <w:t>ip</w:t>
+      </w:r>
+      <w:proofErr w:type="spellEnd"/>
+      <w:r>
+        <w:rPr>
+          <w:rFonts w:ascii="Times New Roman" w:hAnsi="Times New Roman" w:cs="Times New Roman"/>
+          <w:sz w:val="28"/>
+          <w:szCs w:val="28"/>
+        </w:rPr>
+        <w:t xml:space="preserve"> </w:t>
+      </w:r>
+      <w:proofErr w:type="spellStart"/>
+      <w:r>
+        <w:rPr>
+          <w:rFonts w:ascii="Times New Roman" w:hAnsi="Times New Roman" w:cs="Times New Roman"/>
+          <w:sz w:val="28"/>
+          <w:szCs w:val="28"/>
+        </w:rPr>
+        <w:t>addr</w:t>
+      </w:r>
+      <w:proofErr w:type="spellEnd"/>
+      <w:r>
+        <w:rPr>
+          <w:rFonts w:ascii="Times New Roman" w:hAnsi="Times New Roman" w:cs="Times New Roman"/>
+          <w:sz w:val="28"/>
+          <w:szCs w:val="28"/>
+        </w:rPr>
+        <w:t xml:space="preserve"> </w:t>
+      </w:r>
+      <w:proofErr w:type="spellStart"/>
+      <w:r>
+        <w:rPr>
+          <w:rFonts w:ascii="Times New Roman" w:hAnsi="Times New Roman" w:cs="Times New Roman"/>
+          <w:sz w:val="28"/>
+          <w:szCs w:val="28"/>
+        </w:rPr>
+        <w:t>show</w:t>
+      </w:r>
+      <w:proofErr w:type="spellEnd"/>
+      <w:r>
+        <w:rPr>
+          <w:rFonts w:ascii="Times New Roman" w:hAnsi="Times New Roman" w:cs="Times New Roman"/>
+          <w:sz w:val="28"/>
+          <w:szCs w:val="28"/>
+        </w:rPr>
+        <w:t xml:space="preserve"> выдала максимально компактный вывод, сразу показав статусы интерфейсов и присвоенные адреса (например, 10.0.2.15 для интерфейса eth0).</w:t>
+      </w:r>
+    </w:p>
+    <w:p>
+      <w:pPr>
+        <w:rPr>
+          <w:rFonts w:ascii="Times New Roman" w:hAnsi="Times New Roman" w:cs="Times New Roman"/>
+          <w:sz w:val="28"/>
+          <w:szCs w:val="28"/>
+        </w:rPr>
+      </w:pPr>
+      <w:r>
+        <w:rPr>
+          <w:rFonts w:ascii="Times New Roman" w:hAnsi="Times New Roman" w:cs="Times New Roman"/>
+          <w:b/>
+          <w:bCs/>
+          <w:sz w:val="28"/>
+          <w:szCs w:val="28"/>
+        </w:rPr>
+        <w:t>2. Проверка ARP-таблицы (</w:t>
+      </w:r>
+      <w:proofErr w:type="spellStart"/>
+      <w:r>
+        <w:rPr>
+          <w:rFonts w:ascii="Times New Roman" w:hAnsi="Times New Roman" w:cs="Times New Roman"/>
+          <w:b/>
+          <w:bCs/>
+          <w:sz w:val="28"/>
+          <w:szCs w:val="28"/>
+        </w:rPr>
+        <w:t>arp</w:t>
+      </w:r>
+      <w:proofErr w:type="spellEnd"/>
+      <w:r>
+        <w:rPr>
+          <w:rFonts w:ascii="Times New Roman" w:hAnsi="Times New Roman" w:cs="Times New Roman"/>
+          <w:b/>
+          <w:bCs/>
+          <w:sz w:val="28"/>
+          <w:szCs w:val="28"/>
+        </w:rPr>
+        <w:t xml:space="preserve"> -a, </w:t>
+      </w:r>
+      <w:proofErr w:type="spellStart"/>
+      <w:r>
+        <w:rPr>
+          <w:rFonts w:ascii="Times New Roman" w:hAnsi="Times New Roman" w:cs="Times New Roman"/>
+          <w:b/>
+          <w:bCs/>
+          <w:sz w:val="28"/>
+          <w:szCs w:val="28"/>
+        </w:rPr>
+        <w:t>netsh</w:t>
+      </w:r>
+      <w:proofErr w:type="spellEnd"/>
+      <w:r>
+        <w:rPr>
+          <w:rFonts w:ascii="Times New Roman" w:hAnsi="Times New Roman" w:cs="Times New Roman"/>
+          <w:b/>
+          <w:bCs/>
+          <w:sz w:val="28"/>
+          <w:szCs w:val="28"/>
+        </w:rPr>
+        <w:t>, Get-</w:t>
+      </w:r>
+      <w:proofErr w:type="spellStart"/>
+      <w:r>
+        <w:rPr>
+          <w:rFonts w:ascii="Times New Roman" w:hAnsi="Times New Roman" w:cs="Times New Roman"/>
+          <w:b/>
+          <w:bCs/>
+          <w:sz w:val="28"/>
+          <w:szCs w:val="28"/>
+        </w:rPr>
+        <w:t>NetNeighbor</w:t>
+      </w:r>
+      <w:proofErr w:type="spellEnd"/>
+      <w:r>
+        <w:rPr>
+          <w:rFonts w:ascii="Times New Roman" w:hAnsi="Times New Roman" w:cs="Times New Roman"/>
+          <w:b/>
+          <w:bCs/>
+          <w:sz w:val="28"/>
+          <w:szCs w:val="28"/>
+        </w:rPr>
+        <w:t xml:space="preserve">, </w:t>
+      </w:r>
+      <w:proofErr w:type="spellStart"/>
+      <w:r>
+        <w:rPr>
+          <w:rFonts w:ascii="Times New Roman" w:hAnsi="Times New Roman" w:cs="Times New Roman"/>
+          <w:b/>
+          <w:bCs/>
+          <w:sz w:val="28"/>
+          <w:szCs w:val="28"/>
+        </w:rPr>
+        <w:t>ip</w:t>
+      </w:r>
+      <w:proofErr w:type="spellEnd"/>
+      <w:r>
+        <w:rPr>
+          <w:rFonts w:ascii="Times New Roman" w:hAnsi="Times New Roman" w:cs="Times New Roman"/>
+          <w:b/>
+          <w:bCs/>
+          <w:sz w:val="28"/>
+          <w:szCs w:val="28"/>
+        </w:rPr>
+        <w:t xml:space="preserve"> </w:t>
+      </w:r>
+      <w:proofErr w:type="spellStart"/>
+      <w:r>
+        <w:rPr>
+          <w:rFonts w:ascii="Times New Roman" w:hAnsi="Times New Roman" w:cs="Times New Roman"/>
+          <w:b/>
+          <w:bCs/>
+          <w:sz w:val="28"/>
+          <w:szCs w:val="28"/>
+        </w:rPr>
+        <w:t>neigh</w:t>
+      </w:r>
+      <w:proofErr w:type="spellEnd"/>
+      <w:r>
+        <w:rPr>
+          <w:rFonts w:ascii="Times New Roman" w:hAnsi="Times New Roman" w:cs="Times New Roman"/>
+          <w:b/>
+          <w:bCs/>
+          <w:sz w:val="28"/>
+          <w:szCs w:val="28"/>
+        </w:rPr>
+        <w:t xml:space="preserve"> </w:t>
+      </w:r>
+      <w:proofErr w:type="spellStart"/>
+      <w:r>
+        <w:rPr>
+          <w:rFonts w:ascii="Times New Roman" w:hAnsi="Times New Roman" w:cs="Times New Roman"/>
+          <w:b/>
+          <w:bCs/>
+          <w:sz w:val="28"/>
+          <w:szCs w:val="28"/>
+        </w:rPr>
+        <w:t>show</w:t>
+      </w:r>
+      <w:proofErr w:type="spellEnd"/>
+      <w:r>
+        <w:rPr>
+          <w:rFonts w:ascii="Times New Roman" w:hAnsi="Times New Roman" w:cs="Times New Roman"/>
+          <w:b/>
+          <w:bCs/>
+          <w:sz w:val="28"/>
+          <w:szCs w:val="28"/>
+        </w:rPr>
+        <w:t>):</w:t>
       </w:r>
       <w:r>
         <w:rPr>
@@ -4211,26 +5501,306 @@
           <w:szCs w:val="28"/>
         </w:rPr>
         <w:br/>
-        <w:t>В Windows все инструменты успешно вывели маппинг IP-адресов в MAC-адреса. Однако в дистрибутиве Linux SliTaz при попытке выполнить команду ip neigh show была получена ошибка синтаксиса. Это связано с тем, что в данной ОС используется урезанный набор утилит BusyBox, в котором из соображений экономии дискового пространства команда ip скомпилирована без поддержки модуля neighbour (соседи). Это наглядно демонстрирует разницу между полновесными и встраиваемыми (микро) операционными системами.</w:t>
-      </w:r>
-    </w:p>
-    <w:p>
-      <w:pPr>
-        <w:rPr>
-          <w:rFonts w:ascii="Times New Roman" w:hAnsi="Times New Roman" w:cs="Times New Roman"/>
-          <w:sz w:val="28"/>
-          <w:szCs w:val="28"/>
-        </w:rPr>
-      </w:pPr>
-      <w:r>
-        <w:rPr>
-          <w:rFonts w:ascii="Times New Roman" w:hAnsi="Times New Roman" w:cs="Times New Roman"/>
-          <w:b/>
-          <w:bCs/>
-          <w:sz w:val="28"/>
-          <w:szCs w:val="28"/>
-        </w:rPr>
-        <w:t>3. Просмотр маршрутов (route print, netsh, Get-NetRoute, ip route show):</w:t>
+        <w:t xml:space="preserve">В Windows все инструменты успешно вывели маппинг IP-адресов в MAC-адреса. Однако в дистрибутиве Linux </w:t>
+      </w:r>
+      <w:proofErr w:type="spellStart"/>
+      <w:r>
+        <w:rPr>
+          <w:rFonts w:ascii="Times New Roman" w:hAnsi="Times New Roman" w:cs="Times New Roman"/>
+          <w:sz w:val="28"/>
+          <w:szCs w:val="28"/>
+        </w:rPr>
+        <w:t>SliTaz</w:t>
+      </w:r>
+      <w:proofErr w:type="spellEnd"/>
+      <w:r>
+        <w:rPr>
+          <w:rFonts w:ascii="Times New Roman" w:hAnsi="Times New Roman" w:cs="Times New Roman"/>
+          <w:sz w:val="28"/>
+          <w:szCs w:val="28"/>
+        </w:rPr>
+        <w:t xml:space="preserve"> при попытке выполнить команду </w:t>
+      </w:r>
+      <w:proofErr w:type="spellStart"/>
+      <w:r>
+        <w:rPr>
+          <w:rFonts w:ascii="Times New Roman" w:hAnsi="Times New Roman" w:cs="Times New Roman"/>
+          <w:sz w:val="28"/>
+          <w:szCs w:val="28"/>
+        </w:rPr>
+        <w:t>ip</w:t>
+      </w:r>
+      <w:proofErr w:type="spellEnd"/>
+      <w:r>
+        <w:rPr>
+          <w:rFonts w:ascii="Times New Roman" w:hAnsi="Times New Roman" w:cs="Times New Roman"/>
+          <w:sz w:val="28"/>
+          <w:szCs w:val="28"/>
+        </w:rPr>
+        <w:t xml:space="preserve"> </w:t>
+      </w:r>
+      <w:proofErr w:type="spellStart"/>
+      <w:r>
+        <w:rPr>
+          <w:rFonts w:ascii="Times New Roman" w:hAnsi="Times New Roman" w:cs="Times New Roman"/>
+          <w:sz w:val="28"/>
+          <w:szCs w:val="28"/>
+        </w:rPr>
+        <w:t>neigh</w:t>
+      </w:r>
+      <w:proofErr w:type="spellEnd"/>
+      <w:r>
+        <w:rPr>
+          <w:rFonts w:ascii="Times New Roman" w:hAnsi="Times New Roman" w:cs="Times New Roman"/>
+          <w:sz w:val="28"/>
+          <w:szCs w:val="28"/>
+        </w:rPr>
+        <w:t xml:space="preserve"> </w:t>
+      </w:r>
+      <w:proofErr w:type="spellStart"/>
+      <w:r>
+        <w:rPr>
+          <w:rFonts w:ascii="Times New Roman" w:hAnsi="Times New Roman" w:cs="Times New Roman"/>
+          <w:sz w:val="28"/>
+          <w:szCs w:val="28"/>
+        </w:rPr>
+        <w:t>show</w:t>
+      </w:r>
+      <w:proofErr w:type="spellEnd"/>
+      <w:r>
+        <w:rPr>
+          <w:rFonts w:ascii="Times New Roman" w:hAnsi="Times New Roman" w:cs="Times New Roman"/>
+          <w:sz w:val="28"/>
+          <w:szCs w:val="28"/>
+        </w:rPr>
+        <w:t xml:space="preserve"> была получена ошибка синтаксиса. Это связано с тем, что в данной ОС используется урезанный набор утилит </w:t>
+      </w:r>
+      <w:proofErr w:type="spellStart"/>
+      <w:r>
+        <w:rPr>
+          <w:rFonts w:ascii="Times New Roman" w:hAnsi="Times New Roman" w:cs="Times New Roman"/>
+          <w:sz w:val="28"/>
+          <w:szCs w:val="28"/>
+        </w:rPr>
+        <w:t>BusyBox</w:t>
+      </w:r>
+      <w:proofErr w:type="spellEnd"/>
+      <w:r>
+        <w:rPr>
+          <w:rFonts w:ascii="Times New Roman" w:hAnsi="Times New Roman" w:cs="Times New Roman"/>
+          <w:sz w:val="28"/>
+          <w:szCs w:val="28"/>
+        </w:rPr>
+        <w:t xml:space="preserve">, в котором из соображений экономии дискового пространства команда </w:t>
+      </w:r>
+      <w:proofErr w:type="spellStart"/>
+      <w:r>
+        <w:rPr>
+          <w:rFonts w:ascii="Times New Roman" w:hAnsi="Times New Roman" w:cs="Times New Roman"/>
+          <w:sz w:val="28"/>
+          <w:szCs w:val="28"/>
+        </w:rPr>
+        <w:t>ip</w:t>
+      </w:r>
+      <w:proofErr w:type="spellEnd"/>
+      <w:r>
+        <w:rPr>
+          <w:rFonts w:ascii="Times New Roman" w:hAnsi="Times New Roman" w:cs="Times New Roman"/>
+          <w:sz w:val="28"/>
+          <w:szCs w:val="28"/>
+        </w:rPr>
+        <w:t xml:space="preserve"> скомпилирована без поддержки модуля </w:t>
+      </w:r>
+      <w:proofErr w:type="spellStart"/>
+      <w:r>
+        <w:rPr>
+          <w:rFonts w:ascii="Times New Roman" w:hAnsi="Times New Roman" w:cs="Times New Roman"/>
+          <w:sz w:val="28"/>
+          <w:szCs w:val="28"/>
+        </w:rPr>
+        <w:t>neighbour</w:t>
+      </w:r>
+      <w:proofErr w:type="spellEnd"/>
+      <w:r>
+        <w:rPr>
+          <w:rFonts w:ascii="Times New Roman" w:hAnsi="Times New Roman" w:cs="Times New Roman"/>
+          <w:sz w:val="28"/>
+          <w:szCs w:val="28"/>
+        </w:rPr>
+        <w:t xml:space="preserve"> (соседи). Это наглядно демонстрирует разницу между полновесными и встраиваемыми (микро) операционными системами.</w:t>
+      </w:r>
+    </w:p>
+    <w:p>
+      <w:pPr>
+        <w:rPr>
+          <w:rFonts w:ascii="Times New Roman" w:hAnsi="Times New Roman" w:cs="Times New Roman"/>
+          <w:sz w:val="28"/>
+          <w:szCs w:val="28"/>
+        </w:rPr>
+      </w:pPr>
+      <w:r>
+        <w:rPr>
+          <w:rFonts w:ascii="Times New Roman" w:hAnsi="Times New Roman" w:cs="Times New Roman"/>
+          <w:b/>
+          <w:bCs/>
+          <w:sz w:val="28"/>
+          <w:szCs w:val="28"/>
+        </w:rPr>
+        <w:t>3. Просмотр маршрутов (</w:t>
+      </w:r>
+      <w:proofErr w:type="spellStart"/>
+      <w:r>
+        <w:rPr>
+          <w:rFonts w:ascii="Times New Roman" w:hAnsi="Times New Roman" w:cs="Times New Roman"/>
+          <w:b/>
+          <w:bCs/>
+          <w:sz w:val="28"/>
+          <w:szCs w:val="28"/>
+        </w:rPr>
+        <w:t>route</w:t>
+      </w:r>
+      <w:proofErr w:type="spellEnd"/>
+      <w:r>
+        <w:rPr>
+          <w:rFonts w:ascii="Times New Roman" w:hAnsi="Times New Roman" w:cs="Times New Roman"/>
+          <w:b/>
+          <w:bCs/>
+          <w:sz w:val="28"/>
+          <w:szCs w:val="28"/>
+        </w:rPr>
+        <w:t xml:space="preserve"> </w:t>
+      </w:r>
+      <w:proofErr w:type="spellStart"/>
+      <w:r>
+        <w:rPr>
+          <w:rFonts w:ascii="Times New Roman" w:hAnsi="Times New Roman" w:cs="Times New Roman"/>
+          <w:b/>
+          <w:bCs/>
+          <w:sz w:val="28"/>
+          <w:szCs w:val="28"/>
+        </w:rPr>
+        <w:t>print</w:t>
+      </w:r>
+      <w:proofErr w:type="spellEnd"/>
+      <w:r>
+        <w:rPr>
+          <w:rFonts w:ascii="Times New Roman" w:hAnsi="Times New Roman" w:cs="Times New Roman"/>
+          <w:b/>
+          <w:bCs/>
+          <w:sz w:val="28"/>
+          <w:szCs w:val="28"/>
+        </w:rPr>
+        <w:t xml:space="preserve">, </w:t>
+      </w:r>
+      <w:proofErr w:type="spellStart"/>
+      <w:r>
+        <w:rPr>
+          <w:rFonts w:ascii="Times New Roman" w:hAnsi="Times New Roman" w:cs="Times New Roman"/>
+          <w:b/>
+          <w:bCs/>
+          <w:sz w:val="28"/>
+          <w:szCs w:val="28"/>
+        </w:rPr>
+        <w:t>netsh</w:t>
+      </w:r>
+      <w:proofErr w:type="spellEnd"/>
+      <w:r>
+        <w:rPr>
+          <w:rFonts w:ascii="Times New Roman" w:hAnsi="Times New Roman" w:cs="Times New Roman"/>
+          <w:b/>
+          <w:bCs/>
+          <w:sz w:val="28"/>
+          <w:szCs w:val="28"/>
+        </w:rPr>
+        <w:t>, Get-</w:t>
+      </w:r>
+      <w:proofErr w:type="spellStart"/>
+      <w:r>
+        <w:rPr>
+          <w:rFonts w:ascii="Times New Roman" w:hAnsi="Times New Roman" w:cs="Times New Roman"/>
+          <w:b/>
+          <w:bCs/>
+          <w:sz w:val="28"/>
+          <w:szCs w:val="28"/>
+        </w:rPr>
+        <w:t>NetRoute</w:t>
+      </w:r>
+      <w:proofErr w:type="spellEnd"/>
+      <w:r>
+        <w:rPr>
+          <w:rFonts w:ascii="Times New Roman" w:hAnsi="Times New Roman" w:cs="Times New Roman"/>
+          <w:b/>
+          <w:bCs/>
+          <w:sz w:val="28"/>
+          <w:szCs w:val="28"/>
+        </w:rPr>
+        <w:t xml:space="preserve">, </w:t>
+      </w:r>
+      <w:proofErr w:type="spellStart"/>
+      <w:r>
+        <w:rPr>
+          <w:rFonts w:ascii="Times New Roman" w:hAnsi="Times New Roman" w:cs="Times New Roman"/>
+          <w:b/>
+          <w:bCs/>
+          <w:sz w:val="28"/>
+          <w:szCs w:val="28"/>
+        </w:rPr>
+        <w:t>ip</w:t>
+      </w:r>
+      <w:proofErr w:type="spellEnd"/>
+      <w:r>
+        <w:rPr>
+          <w:rFonts w:ascii="Times New Roman" w:hAnsi="Times New Roman" w:cs="Times New Roman"/>
+          <w:b/>
+          <w:bCs/>
+          <w:sz w:val="28"/>
+          <w:szCs w:val="28"/>
+        </w:rPr>
+        <w:t xml:space="preserve"> </w:t>
+      </w:r>
+      <w:proofErr w:type="spellStart"/>
+      <w:r>
+        <w:rPr>
+          <w:rFonts w:ascii="Times New Roman" w:hAnsi="Times New Roman" w:cs="Times New Roman"/>
+          <w:b/>
+          <w:bCs/>
+          <w:sz w:val="28"/>
+          <w:szCs w:val="28"/>
+        </w:rPr>
+        <w:t>route</w:t>
+      </w:r>
+      <w:proofErr w:type="spellEnd"/>
+      <w:r>
+        <w:rPr>
+          <w:rFonts w:ascii="Times New Roman" w:hAnsi="Times New Roman" w:cs="Times New Roman"/>
+          <w:b/>
+          <w:bCs/>
+          <w:sz w:val="28"/>
+          <w:szCs w:val="28"/>
+        </w:rPr>
+        <w:t xml:space="preserve"> </w:t>
+      </w:r>
+      <w:proofErr w:type="spellStart"/>
+      <w:r>
+        <w:rPr>
+          <w:rFonts w:ascii="Times New Roman" w:hAnsi="Times New Roman" w:cs="Times New Roman"/>
+          <w:b/>
+          <w:bCs/>
+          <w:sz w:val="28"/>
+          <w:szCs w:val="28"/>
+        </w:rPr>
+        <w:t>show</w:t>
+      </w:r>
+      <w:proofErr w:type="spellEnd"/>
+      <w:r>
+        <w:rPr>
+          <w:rFonts w:ascii="Times New Roman" w:hAnsi="Times New Roman" w:cs="Times New Roman"/>
+          <w:b/>
+          <w:bCs/>
+          <w:sz w:val="28"/>
+          <w:szCs w:val="28"/>
+        </w:rPr>
+        <w:t>):</w:t>
       </w:r>
       <w:r>
         <w:rPr>
@@ -4239,26 +5809,160 @@
           <w:szCs w:val="28"/>
         </w:rPr>
         <w:br/>
-        <w:t>Windows (CMD) выводит классическую объемную таблицу маршрутов для IPv4 и IPv6. В Linux команда ip route show дала самый лаконичный результат (всего две строки), отобразив только локальную сеть и шлюз по умолчанию (default via 10.0.2.2), без лишних заголовков и метрик.</w:t>
-      </w:r>
-    </w:p>
-    <w:p>
-      <w:pPr>
-        <w:rPr>
-          <w:rFonts w:ascii="Times New Roman" w:hAnsi="Times New Roman" w:cs="Times New Roman"/>
-          <w:sz w:val="28"/>
-          <w:szCs w:val="28"/>
-        </w:rPr>
-      </w:pPr>
-      <w:r>
-        <w:rPr>
-          <w:rFonts w:ascii="Times New Roman" w:hAnsi="Times New Roman" w:cs="Times New Roman"/>
-          <w:b/>
-          <w:bCs/>
-          <w:sz w:val="28"/>
-          <w:szCs w:val="28"/>
-        </w:rPr>
-        <w:t>4. Проверка DNS (nslookup, Resolve-DnsName):</w:t>
+        <w:t xml:space="preserve">Windows (CMD) выводит классическую объемную таблицу маршрутов для IPv4 и IPv6. В Linux команда </w:t>
+      </w:r>
+      <w:proofErr w:type="spellStart"/>
+      <w:r>
+        <w:rPr>
+          <w:rFonts w:ascii="Times New Roman" w:hAnsi="Times New Roman" w:cs="Times New Roman"/>
+          <w:sz w:val="28"/>
+          <w:szCs w:val="28"/>
+        </w:rPr>
+        <w:t>ip</w:t>
+      </w:r>
+      <w:proofErr w:type="spellEnd"/>
+      <w:r>
+        <w:rPr>
+          <w:rFonts w:ascii="Times New Roman" w:hAnsi="Times New Roman" w:cs="Times New Roman"/>
+          <w:sz w:val="28"/>
+          <w:szCs w:val="28"/>
+        </w:rPr>
+        <w:t xml:space="preserve"> </w:t>
+      </w:r>
+      <w:proofErr w:type="spellStart"/>
+      <w:r>
+        <w:rPr>
+          <w:rFonts w:ascii="Times New Roman" w:hAnsi="Times New Roman" w:cs="Times New Roman"/>
+          <w:sz w:val="28"/>
+          <w:szCs w:val="28"/>
+        </w:rPr>
+        <w:t>route</w:t>
+      </w:r>
+      <w:proofErr w:type="spellEnd"/>
+      <w:r>
+        <w:rPr>
+          <w:rFonts w:ascii="Times New Roman" w:hAnsi="Times New Roman" w:cs="Times New Roman"/>
+          <w:sz w:val="28"/>
+          <w:szCs w:val="28"/>
+        </w:rPr>
+        <w:t xml:space="preserve"> </w:t>
+      </w:r>
+      <w:proofErr w:type="spellStart"/>
+      <w:r>
+        <w:rPr>
+          <w:rFonts w:ascii="Times New Roman" w:hAnsi="Times New Roman" w:cs="Times New Roman"/>
+          <w:sz w:val="28"/>
+          <w:szCs w:val="28"/>
+        </w:rPr>
+        <w:t>show</w:t>
+      </w:r>
+      <w:proofErr w:type="spellEnd"/>
+      <w:r>
+        <w:rPr>
+          <w:rFonts w:ascii="Times New Roman" w:hAnsi="Times New Roman" w:cs="Times New Roman"/>
+          <w:sz w:val="28"/>
+          <w:szCs w:val="28"/>
+        </w:rPr>
+        <w:t xml:space="preserve"> дала самый лаконичный результат (всего две строки), отобразив только локальную сеть и шлюз по умолчанию (</w:t>
+      </w:r>
+      <w:proofErr w:type="spellStart"/>
+      <w:r>
+        <w:rPr>
+          <w:rFonts w:ascii="Times New Roman" w:hAnsi="Times New Roman" w:cs="Times New Roman"/>
+          <w:sz w:val="28"/>
+          <w:szCs w:val="28"/>
+        </w:rPr>
+        <w:t>default</w:t>
+      </w:r>
+      <w:proofErr w:type="spellEnd"/>
+      <w:r>
+        <w:rPr>
+          <w:rFonts w:ascii="Times New Roman" w:hAnsi="Times New Roman" w:cs="Times New Roman"/>
+          <w:sz w:val="28"/>
+          <w:szCs w:val="28"/>
+        </w:rPr>
+        <w:t xml:space="preserve"> </w:t>
+      </w:r>
+      <w:proofErr w:type="spellStart"/>
+      <w:r>
+        <w:rPr>
+          <w:rFonts w:ascii="Times New Roman" w:hAnsi="Times New Roman" w:cs="Times New Roman"/>
+          <w:sz w:val="28"/>
+          <w:szCs w:val="28"/>
+        </w:rPr>
+        <w:t>via</w:t>
+      </w:r>
+      <w:proofErr w:type="spellEnd"/>
+      <w:r>
+        <w:rPr>
+          <w:rFonts w:ascii="Times New Roman" w:hAnsi="Times New Roman" w:cs="Times New Roman"/>
+          <w:sz w:val="28"/>
+          <w:szCs w:val="28"/>
+        </w:rPr>
+        <w:t xml:space="preserve"> 10.0.2.2), без лишних заголовков и метрик.</w:t>
+      </w:r>
+    </w:p>
+    <w:p>
+      <w:pPr>
+        <w:rPr>
+          <w:rFonts w:ascii="Times New Roman" w:hAnsi="Times New Roman" w:cs="Times New Roman"/>
+          <w:sz w:val="28"/>
+          <w:szCs w:val="28"/>
+        </w:rPr>
+      </w:pPr>
+      <w:r>
+        <w:rPr>
+          <w:rFonts w:ascii="Times New Roman" w:hAnsi="Times New Roman" w:cs="Times New Roman"/>
+          <w:b/>
+          <w:bCs/>
+          <w:sz w:val="28"/>
+          <w:szCs w:val="28"/>
+        </w:rPr>
+        <w:t>4. Проверка DNS (</w:t>
+      </w:r>
+      <w:proofErr w:type="spellStart"/>
+      <w:r>
+        <w:rPr>
+          <w:rFonts w:ascii="Times New Roman" w:hAnsi="Times New Roman" w:cs="Times New Roman"/>
+          <w:b/>
+          <w:bCs/>
+          <w:sz w:val="28"/>
+          <w:szCs w:val="28"/>
+        </w:rPr>
+        <w:t>nslookup</w:t>
+      </w:r>
+      <w:proofErr w:type="spellEnd"/>
+      <w:r>
+        <w:rPr>
+          <w:rFonts w:ascii="Times New Roman" w:hAnsi="Times New Roman" w:cs="Times New Roman"/>
+          <w:b/>
+          <w:bCs/>
+          <w:sz w:val="28"/>
+          <w:szCs w:val="28"/>
+        </w:rPr>
+        <w:t xml:space="preserve">, </w:t>
+      </w:r>
+      <w:proofErr w:type="spellStart"/>
+      <w:r>
+        <w:rPr>
+          <w:rFonts w:ascii="Times New Roman" w:hAnsi="Times New Roman" w:cs="Times New Roman"/>
+          <w:b/>
+          <w:bCs/>
+          <w:sz w:val="28"/>
+          <w:szCs w:val="28"/>
+        </w:rPr>
+        <w:t>Resolve-DnsName</w:t>
+      </w:r>
+      <w:proofErr w:type="spellEnd"/>
+      <w:r>
+        <w:rPr>
+          <w:rFonts w:ascii="Times New Roman" w:hAnsi="Times New Roman" w:cs="Times New Roman"/>
+          <w:b/>
+          <w:bCs/>
+          <w:sz w:val="28"/>
+          <w:szCs w:val="28"/>
+        </w:rPr>
+        <w:t>):</w:t>
       </w:r>
       <w:r>
         <w:rPr>
@@ -4267,26 +5971,102 @@
           <w:szCs w:val="28"/>
         </w:rPr>
         <w:br/>
-        <w:t>Утилита nslookup отработала абсолютно идентично и в Windows, и в Linux, так как это стандартизированный кроссплатформенный инструмент. Командлет PowerShell Resolve-DnsName показал себя удобнее за счет вывода данных в виде структурированной таблицы с указанием типа записи (A, AAAA) и TTL.</w:t>
-      </w:r>
-    </w:p>
-    <w:p>
-      <w:pPr>
-        <w:rPr>
-          <w:rFonts w:ascii="Times New Roman" w:hAnsi="Times New Roman" w:cs="Times New Roman"/>
-          <w:sz w:val="28"/>
-          <w:szCs w:val="28"/>
-        </w:rPr>
-      </w:pPr>
-      <w:r>
-        <w:rPr>
-          <w:rFonts w:ascii="Times New Roman" w:hAnsi="Times New Roman" w:cs="Times New Roman"/>
-          <w:b/>
-          <w:bCs/>
-          <w:sz w:val="28"/>
-          <w:szCs w:val="28"/>
-        </w:rPr>
-        <w:t>5. Проверка доступности (ping, Test-Connection):</w:t>
+        <w:t xml:space="preserve">Утилита </w:t>
+      </w:r>
+      <w:proofErr w:type="spellStart"/>
+      <w:r>
+        <w:rPr>
+          <w:rFonts w:ascii="Times New Roman" w:hAnsi="Times New Roman" w:cs="Times New Roman"/>
+          <w:sz w:val="28"/>
+          <w:szCs w:val="28"/>
+        </w:rPr>
+        <w:t>nslookup</w:t>
+      </w:r>
+      <w:proofErr w:type="spellEnd"/>
+      <w:r>
+        <w:rPr>
+          <w:rFonts w:ascii="Times New Roman" w:hAnsi="Times New Roman" w:cs="Times New Roman"/>
+          <w:sz w:val="28"/>
+          <w:szCs w:val="28"/>
+        </w:rPr>
+        <w:t xml:space="preserve"> отработала абсолютно идентично и в Windows, и в Linux, так как это стандартизированный кроссплатформенный инструмент. Командлет </w:t>
+      </w:r>
+      <w:proofErr w:type="spellStart"/>
+      <w:r>
+        <w:rPr>
+          <w:rFonts w:ascii="Times New Roman" w:hAnsi="Times New Roman" w:cs="Times New Roman"/>
+          <w:sz w:val="28"/>
+          <w:szCs w:val="28"/>
+        </w:rPr>
+        <w:t>PowerShell</w:t>
+      </w:r>
+      <w:proofErr w:type="spellEnd"/>
+      <w:r>
+        <w:rPr>
+          <w:rFonts w:ascii="Times New Roman" w:hAnsi="Times New Roman" w:cs="Times New Roman"/>
+          <w:sz w:val="28"/>
+          <w:szCs w:val="28"/>
+        </w:rPr>
+        <w:t xml:space="preserve"> </w:t>
+      </w:r>
+      <w:proofErr w:type="spellStart"/>
+      <w:r>
+        <w:rPr>
+          <w:rFonts w:ascii="Times New Roman" w:hAnsi="Times New Roman" w:cs="Times New Roman"/>
+          <w:sz w:val="28"/>
+          <w:szCs w:val="28"/>
+        </w:rPr>
+        <w:t>Resolve-DnsName</w:t>
+      </w:r>
+      <w:proofErr w:type="spellEnd"/>
+      <w:r>
+        <w:rPr>
+          <w:rFonts w:ascii="Times New Roman" w:hAnsi="Times New Roman" w:cs="Times New Roman"/>
+          <w:sz w:val="28"/>
+          <w:szCs w:val="28"/>
+        </w:rPr>
+        <w:t xml:space="preserve"> показал себя удобнее за счет вывода данных в виде структурированной таблицы с указанием типа записи (A, AAAA) и TTL.</w:t>
+      </w:r>
+    </w:p>
+    <w:p>
+      <w:pPr>
+        <w:rPr>
+          <w:rFonts w:ascii="Times New Roman" w:hAnsi="Times New Roman" w:cs="Times New Roman"/>
+          <w:sz w:val="28"/>
+          <w:szCs w:val="28"/>
+        </w:rPr>
+      </w:pPr>
+      <w:r>
+        <w:rPr>
+          <w:rFonts w:ascii="Times New Roman" w:hAnsi="Times New Roman" w:cs="Times New Roman"/>
+          <w:b/>
+          <w:bCs/>
+          <w:sz w:val="28"/>
+          <w:szCs w:val="28"/>
+        </w:rPr>
+        <w:t>5. Проверка доступности (</w:t>
+      </w:r>
+      <w:proofErr w:type="spellStart"/>
+      <w:r>
+        <w:rPr>
+          <w:rFonts w:ascii="Times New Roman" w:hAnsi="Times New Roman" w:cs="Times New Roman"/>
+          <w:b/>
+          <w:bCs/>
+          <w:sz w:val="28"/>
+          <w:szCs w:val="28"/>
+        </w:rPr>
+        <w:t>ping</w:t>
+      </w:r>
+      <w:proofErr w:type="spellEnd"/>
+      <w:r>
+        <w:rPr>
+          <w:rFonts w:ascii="Times New Roman" w:hAnsi="Times New Roman" w:cs="Times New Roman"/>
+          <w:b/>
+          <w:bCs/>
+          <w:sz w:val="28"/>
+          <w:szCs w:val="28"/>
+        </w:rPr>
+        <w:t>, Test-Connection):</w:t>
       </w:r>
       <w:r>
         <w:rPr>
@@ -4295,7 +6075,43 @@
           <w:szCs w:val="28"/>
         </w:rPr>
         <w:br/>
-        <w:t>По умолчанию в Windows ping отправляет 4 пакета и завершает работу. В Linux пришлось явно задавать ограничение с помощью ключа -c 4, так как по умолчанию утилита пингует узел бесконечно. В обеих ОС доступность узла 8.8.8.8 была успешно подтверждена.</w:t>
+        <w:t xml:space="preserve">По умолчанию в Windows </w:t>
+      </w:r>
+      <w:proofErr w:type="spellStart"/>
+      <w:r>
+        <w:rPr>
+          <w:rFonts w:ascii="Times New Roman" w:hAnsi="Times New Roman" w:cs="Times New Roman"/>
+          <w:sz w:val="28"/>
+          <w:szCs w:val="28"/>
+        </w:rPr>
+        <w:t>ping</w:t>
+      </w:r>
+      <w:proofErr w:type="spellEnd"/>
+      <w:r>
+        <w:rPr>
+          <w:rFonts w:ascii="Times New Roman" w:hAnsi="Times New Roman" w:cs="Times New Roman"/>
+          <w:sz w:val="28"/>
+          <w:szCs w:val="28"/>
+        </w:rPr>
+        <w:t xml:space="preserve"> отправляет 4 пакета и завершает работу. В Linux пришлось явно задавать ограничение с помощью ключа -c 4, так как по умолчанию утилита </w:t>
+      </w:r>
+      <w:proofErr w:type="spellStart"/>
+      <w:r>
+        <w:rPr>
+          <w:rFonts w:ascii="Times New Roman" w:hAnsi="Times New Roman" w:cs="Times New Roman"/>
+          <w:sz w:val="28"/>
+          <w:szCs w:val="28"/>
+        </w:rPr>
+        <w:t>пингует</w:t>
+      </w:r>
+      <w:proofErr w:type="spellEnd"/>
+      <w:r>
+        <w:rPr>
+          <w:rFonts w:ascii="Times New Roman" w:hAnsi="Times New Roman" w:cs="Times New Roman"/>
+          <w:sz w:val="28"/>
+          <w:szCs w:val="28"/>
+        </w:rPr>
+        <w:t xml:space="preserve"> узел бесконечно. В обеих ОС доступность узла 8.8.8.8 была успешно подтверждена.</w:t>
       </w:r>
     </w:p>
     <w:p>
@@ -4315,7 +6131,73 @@
           <w:szCs w:val="28"/>
         </w:rPr>
         <w:lastRenderedPageBreak/>
-        <w:t>6. Трассировка маршрута (tracert, Test-NetConnection, traceroute):</w:t>
+        <w:t>6. Трассировка маршрута (</w:t>
+      </w:r>
+      <w:proofErr w:type="spellStart"/>
+      <w:r>
+        <w:rPr>
+          <w:rFonts w:ascii="Times New Roman" w:hAnsi="Times New Roman" w:cs="Times New Roman"/>
+          <w:b/>
+          <w:bCs/>
+          <w:sz w:val="28"/>
+          <w:szCs w:val="28"/>
+        </w:rPr>
+        <w:t>tracert</w:t>
+      </w:r>
+      <w:proofErr w:type="spellEnd"/>
+      <w:r>
+        <w:rPr>
+          <w:rFonts w:ascii="Times New Roman" w:hAnsi="Times New Roman" w:cs="Times New Roman"/>
+          <w:b/>
+          <w:bCs/>
+          <w:sz w:val="28"/>
+          <w:szCs w:val="28"/>
+        </w:rPr>
+        <w:t>, Test-</w:t>
+      </w:r>
+      <w:proofErr w:type="spellStart"/>
+      <w:r>
+        <w:rPr>
+          <w:rFonts w:ascii="Times New Roman" w:hAnsi="Times New Roman" w:cs="Times New Roman"/>
+          <w:b/>
+          <w:bCs/>
+          <w:sz w:val="28"/>
+          <w:szCs w:val="28"/>
+        </w:rPr>
+        <w:t>NetConnection</w:t>
+      </w:r>
+      <w:proofErr w:type="spellEnd"/>
+      <w:r>
+        <w:rPr>
+          <w:rFonts w:ascii="Times New Roman" w:hAnsi="Times New Roman" w:cs="Times New Roman"/>
+          <w:b/>
+          <w:bCs/>
+          <w:sz w:val="28"/>
+          <w:szCs w:val="28"/>
+        </w:rPr>
+        <w:t xml:space="preserve">, </w:t>
+      </w:r>
+      <w:proofErr w:type="spellStart"/>
+      <w:r>
+        <w:rPr>
+          <w:rFonts w:ascii="Times New Roman" w:hAnsi="Times New Roman" w:cs="Times New Roman"/>
+          <w:b/>
+          <w:bCs/>
+          <w:sz w:val="28"/>
+          <w:szCs w:val="28"/>
+        </w:rPr>
+        <w:t>traceroute</w:t>
+      </w:r>
+      <w:proofErr w:type="spellEnd"/>
+      <w:r>
+        <w:rPr>
+          <w:rFonts w:ascii="Times New Roman" w:hAnsi="Times New Roman" w:cs="Times New Roman"/>
+          <w:b/>
+          <w:bCs/>
+          <w:sz w:val="28"/>
+          <w:szCs w:val="28"/>
+        </w:rPr>
+        <w:t>):</w:t>
       </w:r>
       <w:r>
         <w:rPr>
@@ -4324,26 +6206,106 @@
           <w:szCs w:val="28"/>
         </w:rPr>
         <w:br/>
-        <w:t>Принцип работы утилит схож, но есть важное отличие в реализации. Windows (tracert) по умолчанию использует ICMP-запросы, поэтому трассировка до ya.ru прошла успешно. В Linux утилита traceroute по умолчанию отправляет UDP-пакеты. Из-за особенностей настройки виртуальной сети (NAT) или брандмауэра провайдера эти пакеты отбрасывались, что привело к отображению таймаутов (звездочек) при прохождении узлов.</w:t>
-      </w:r>
-    </w:p>
-    <w:p>
-      <w:pPr>
-        <w:rPr>
-          <w:rFonts w:ascii="Times New Roman" w:hAnsi="Times New Roman" w:cs="Times New Roman"/>
-          <w:sz w:val="28"/>
-          <w:szCs w:val="28"/>
-        </w:rPr>
-      </w:pPr>
-      <w:r>
-        <w:rPr>
-          <w:rFonts w:ascii="Times New Roman" w:hAnsi="Times New Roman" w:cs="Times New Roman"/>
-          <w:b/>
-          <w:bCs/>
-          <w:sz w:val="28"/>
-          <w:szCs w:val="28"/>
-        </w:rPr>
-        <w:t>7. Проверка соединений (netstat, Get-NetTCPConnection):</w:t>
+        <w:t>Принцип работы утилит схож, но есть важное отличие в реализации. Windows (</w:t>
+      </w:r>
+      <w:proofErr w:type="spellStart"/>
+      <w:r>
+        <w:rPr>
+          <w:rFonts w:ascii="Times New Roman" w:hAnsi="Times New Roman" w:cs="Times New Roman"/>
+          <w:sz w:val="28"/>
+          <w:szCs w:val="28"/>
+        </w:rPr>
+        <w:t>tracert</w:t>
+      </w:r>
+      <w:proofErr w:type="spellEnd"/>
+      <w:r>
+        <w:rPr>
+          <w:rFonts w:ascii="Times New Roman" w:hAnsi="Times New Roman" w:cs="Times New Roman"/>
+          <w:sz w:val="28"/>
+          <w:szCs w:val="28"/>
+        </w:rPr>
+        <w:t xml:space="preserve">) по умолчанию использует ICMP-запросы, поэтому трассировка до ya.ru прошла успешно. В Linux утилита </w:t>
+      </w:r>
+      <w:proofErr w:type="spellStart"/>
+      <w:r>
+        <w:rPr>
+          <w:rFonts w:ascii="Times New Roman" w:hAnsi="Times New Roman" w:cs="Times New Roman"/>
+          <w:sz w:val="28"/>
+          <w:szCs w:val="28"/>
+        </w:rPr>
+        <w:t>traceroute</w:t>
+      </w:r>
+      <w:proofErr w:type="spellEnd"/>
+      <w:r>
+        <w:rPr>
+          <w:rFonts w:ascii="Times New Roman" w:hAnsi="Times New Roman" w:cs="Times New Roman"/>
+          <w:sz w:val="28"/>
+          <w:szCs w:val="28"/>
+        </w:rPr>
+        <w:t xml:space="preserve"> по умолчанию отправляет UDP-пакеты. Из-за особенностей настройки виртуальной сети (NAT) или брандмауэра провайдера эти пакеты отбрасывались, что привело к отображению таймаутов (звездочек) при прохождении узлов.</w:t>
+      </w:r>
+    </w:p>
+    <w:p>
+      <w:pPr>
+        <w:rPr>
+          <w:rFonts w:ascii="Times New Roman" w:hAnsi="Times New Roman" w:cs="Times New Roman"/>
+          <w:sz w:val="28"/>
+          <w:szCs w:val="28"/>
+        </w:rPr>
+      </w:pPr>
+      <w:r>
+        <w:rPr>
+          <w:rFonts w:ascii="Times New Roman" w:hAnsi="Times New Roman" w:cs="Times New Roman"/>
+          <w:b/>
+          <w:bCs/>
+          <w:sz w:val="28"/>
+          <w:szCs w:val="28"/>
+        </w:rPr>
+        <w:t>7. Проверка соединений (</w:t>
+      </w:r>
+      <w:proofErr w:type="spellStart"/>
+      <w:r>
+        <w:rPr>
+          <w:rFonts w:ascii="Times New Roman" w:hAnsi="Times New Roman" w:cs="Times New Roman"/>
+          <w:b/>
+          <w:bCs/>
+          <w:sz w:val="28"/>
+          <w:szCs w:val="28"/>
+        </w:rPr>
+        <w:t>netstat</w:t>
+      </w:r>
+      <w:proofErr w:type="spellEnd"/>
+      <w:r>
+        <w:rPr>
+          <w:rFonts w:ascii="Times New Roman" w:hAnsi="Times New Roman" w:cs="Times New Roman"/>
+          <w:b/>
+          <w:bCs/>
+          <w:sz w:val="28"/>
+          <w:szCs w:val="28"/>
+        </w:rPr>
+        <w:t>, Get-</w:t>
+      </w:r>
+      <w:proofErr w:type="spellStart"/>
+      <w:r>
+        <w:rPr>
+          <w:rFonts w:ascii="Times New Roman" w:hAnsi="Times New Roman" w:cs="Times New Roman"/>
+          <w:b/>
+          <w:bCs/>
+          <w:sz w:val="28"/>
+          <w:szCs w:val="28"/>
+        </w:rPr>
+        <w:t>NetTCPConnection</w:t>
+      </w:r>
+      <w:proofErr w:type="spellEnd"/>
+      <w:r>
+        <w:rPr>
+          <w:rFonts w:ascii="Times New Roman" w:hAnsi="Times New Roman" w:cs="Times New Roman"/>
+          <w:b/>
+          <w:bCs/>
+          <w:sz w:val="28"/>
+          <w:szCs w:val="28"/>
+        </w:rPr>
+        <w:t>):</w:t>
       </w:r>
       <w:r>
         <w:rPr>
@@ -4352,7 +6314,133 @@
           <w:szCs w:val="28"/>
         </w:rPr>
         <w:br/>
-        <w:t>В Windows netstat и PowerShell успешно вывели список активных и прослушиваемых сокетов. В Linux netstat -tunap вывела список прослушиваемых IPv4 портов (80, 6000, 82), но выдала предупреждение об отсутствии файлов /proc/net/tcp6 и udp6. Это нормальное поведение для микро-сборок Linux, в которых поддержка протокола IPv6 отключена на уровне ядра.</w:t>
+        <w:t xml:space="preserve">В Windows </w:t>
+      </w:r>
+      <w:proofErr w:type="spellStart"/>
+      <w:r>
+        <w:rPr>
+          <w:rFonts w:ascii="Times New Roman" w:hAnsi="Times New Roman" w:cs="Times New Roman"/>
+          <w:sz w:val="28"/>
+          <w:szCs w:val="28"/>
+        </w:rPr>
+        <w:t>netstat</w:t>
+      </w:r>
+      <w:proofErr w:type="spellEnd"/>
+      <w:r>
+        <w:rPr>
+          <w:rFonts w:ascii="Times New Roman" w:hAnsi="Times New Roman" w:cs="Times New Roman"/>
+          <w:sz w:val="28"/>
+          <w:szCs w:val="28"/>
+        </w:rPr>
+        <w:t xml:space="preserve"> и </w:t>
+      </w:r>
+      <w:proofErr w:type="spellStart"/>
+      <w:r>
+        <w:rPr>
+          <w:rFonts w:ascii="Times New Roman" w:hAnsi="Times New Roman" w:cs="Times New Roman"/>
+          <w:sz w:val="28"/>
+          <w:szCs w:val="28"/>
+        </w:rPr>
+        <w:t>PowerShell</w:t>
+      </w:r>
+      <w:proofErr w:type="spellEnd"/>
+      <w:r>
+        <w:rPr>
+          <w:rFonts w:ascii="Times New Roman" w:hAnsi="Times New Roman" w:cs="Times New Roman"/>
+          <w:sz w:val="28"/>
+          <w:szCs w:val="28"/>
+        </w:rPr>
+        <w:t xml:space="preserve"> успешно вывели список активных и прослушиваемых сокетов. В Linux </w:t>
+      </w:r>
+      <w:proofErr w:type="spellStart"/>
+      <w:r>
+        <w:rPr>
+          <w:rFonts w:ascii="Times New Roman" w:hAnsi="Times New Roman" w:cs="Times New Roman"/>
+          <w:sz w:val="28"/>
+          <w:szCs w:val="28"/>
+        </w:rPr>
+        <w:t>netstat</w:t>
+      </w:r>
+      <w:proofErr w:type="spellEnd"/>
+      <w:r>
+        <w:rPr>
+          <w:rFonts w:ascii="Times New Roman" w:hAnsi="Times New Roman" w:cs="Times New Roman"/>
+          <w:sz w:val="28"/>
+          <w:szCs w:val="28"/>
+        </w:rPr>
+        <w:t xml:space="preserve"> -</w:t>
+      </w:r>
+      <w:proofErr w:type="spellStart"/>
+      <w:r>
+        <w:rPr>
+          <w:rFonts w:ascii="Times New Roman" w:hAnsi="Times New Roman" w:cs="Times New Roman"/>
+          <w:sz w:val="28"/>
+          <w:szCs w:val="28"/>
+        </w:rPr>
+        <w:t>tunap</w:t>
+      </w:r>
+      <w:proofErr w:type="spellEnd"/>
+      <w:r>
+        <w:rPr>
+          <w:rFonts w:ascii="Times New Roman" w:hAnsi="Times New Roman" w:cs="Times New Roman"/>
+          <w:sz w:val="28"/>
+          <w:szCs w:val="28"/>
+        </w:rPr>
+        <w:t xml:space="preserve"> вывела список прослушиваемых IPv4 портов (80, 6000, 82), но выдала предупреждение об отсутствии файлов /</w:t>
+      </w:r>
+      <w:proofErr w:type="spellStart"/>
+      <w:r>
+        <w:rPr>
+          <w:rFonts w:ascii="Times New Roman" w:hAnsi="Times New Roman" w:cs="Times New Roman"/>
+          <w:sz w:val="28"/>
+          <w:szCs w:val="28"/>
+        </w:rPr>
+        <w:t>proc</w:t>
+      </w:r>
+      <w:proofErr w:type="spellEnd"/>
+      <w:r>
+        <w:rPr>
+          <w:rFonts w:ascii="Times New Roman" w:hAnsi="Times New Roman" w:cs="Times New Roman"/>
+          <w:sz w:val="28"/>
+          <w:szCs w:val="28"/>
+        </w:rPr>
+        <w:t>/</w:t>
+      </w:r>
+      <w:proofErr w:type="spellStart"/>
+      <w:r>
+        <w:rPr>
+          <w:rFonts w:ascii="Times New Roman" w:hAnsi="Times New Roman" w:cs="Times New Roman"/>
+          <w:sz w:val="28"/>
+          <w:szCs w:val="28"/>
+        </w:rPr>
+        <w:t>net</w:t>
+      </w:r>
+      <w:proofErr w:type="spellEnd"/>
+      <w:r>
+        <w:rPr>
+          <w:rFonts w:ascii="Times New Roman" w:hAnsi="Times New Roman" w:cs="Times New Roman"/>
+          <w:sz w:val="28"/>
+          <w:szCs w:val="28"/>
+        </w:rPr>
+        <w:t xml:space="preserve">/tcp6 и udp6. Это нормальное поведение для </w:t>
+      </w:r>
+      <w:proofErr w:type="gramStart"/>
+      <w:r>
+        <w:rPr>
+          <w:rFonts w:ascii="Times New Roman" w:hAnsi="Times New Roman" w:cs="Times New Roman"/>
+          <w:sz w:val="28"/>
+          <w:szCs w:val="28"/>
+        </w:rPr>
+        <w:t>микро-сборок</w:t>
+      </w:r>
+      <w:proofErr w:type="gramEnd"/>
+      <w:r>
+        <w:rPr>
+          <w:rFonts w:ascii="Times New Roman" w:hAnsi="Times New Roman" w:cs="Times New Roman"/>
+          <w:sz w:val="28"/>
+          <w:szCs w:val="28"/>
+        </w:rPr>
+        <w:t xml:space="preserve"> Linux, в которых поддержка протокола IPv6 отключена на уровне ядра.</w:t>
       </w:r>
     </w:p>
     <w:p>
@@ -4380,7 +6468,61 @@
           <w:szCs w:val="28"/>
         </w:rPr>
         <w:br/>
-        <w:t>Гетерогенные сети требуют от администратора понимания специфики применяемых ОС. Традиционные десктопные системы (Windows) предлагают мощные, полнофункциональные инструменты (особенно объектно-ориентированный PowerShell), в то время как специализированные или легковесные системы (подобные SliTaz Linux) могут содержать урезанные версии утилит (BusyBox), что требует применения альтернативных подходов при диагностике.</w:t>
+        <w:t xml:space="preserve">Гетерогенные сети требуют от администратора понимания специфики применяемых ОС. Традиционные десктопные системы (Windows) предлагают мощные, полнофункциональные инструменты (особенно объектно-ориентированный </w:t>
+      </w:r>
+      <w:proofErr w:type="spellStart"/>
+      <w:r>
+        <w:rPr>
+          <w:rFonts w:ascii="Times New Roman" w:hAnsi="Times New Roman" w:cs="Times New Roman"/>
+          <w:sz w:val="28"/>
+          <w:szCs w:val="28"/>
+        </w:rPr>
+        <w:t>PowerShell</w:t>
+      </w:r>
+      <w:proofErr w:type="spellEnd"/>
+      <w:r>
+        <w:rPr>
+          <w:rFonts w:ascii="Times New Roman" w:hAnsi="Times New Roman" w:cs="Times New Roman"/>
+          <w:sz w:val="28"/>
+          <w:szCs w:val="28"/>
+        </w:rPr>
+        <w:t xml:space="preserve">), в то время как специализированные или легковесные системы (подобные </w:t>
+      </w:r>
+      <w:proofErr w:type="spellStart"/>
+      <w:r>
+        <w:rPr>
+          <w:rFonts w:ascii="Times New Roman" w:hAnsi="Times New Roman" w:cs="Times New Roman"/>
+          <w:sz w:val="28"/>
+          <w:szCs w:val="28"/>
+        </w:rPr>
+        <w:t>SliTaz</w:t>
+      </w:r>
+      <w:proofErr w:type="spellEnd"/>
+      <w:r>
+        <w:rPr>
+          <w:rFonts w:ascii="Times New Roman" w:hAnsi="Times New Roman" w:cs="Times New Roman"/>
+          <w:sz w:val="28"/>
+          <w:szCs w:val="28"/>
+        </w:rPr>
+        <w:t xml:space="preserve"> Linux) могут содержать урезанные версии утилит (</w:t>
+      </w:r>
+      <w:proofErr w:type="spellStart"/>
+      <w:r>
+        <w:rPr>
+          <w:rFonts w:ascii="Times New Roman" w:hAnsi="Times New Roman" w:cs="Times New Roman"/>
+          <w:sz w:val="28"/>
+          <w:szCs w:val="28"/>
+        </w:rPr>
+        <w:t>BusyBox</w:t>
+      </w:r>
+      <w:proofErr w:type="spellEnd"/>
+      <w:r>
+        <w:rPr>
+          <w:rFonts w:ascii="Times New Roman" w:hAnsi="Times New Roman" w:cs="Times New Roman"/>
+          <w:sz w:val="28"/>
+          <w:szCs w:val="28"/>
+        </w:rPr>
+        <w:t>), что требует применения альтернативных подходов при диагностике.</w:t>
       </w:r>
     </w:p>
     <w:p>
@@ -4539,7 +6681,25 @@
           <w:szCs w:val="28"/>
         </w:rPr>
         <w:br/>
-        <w:t>Гетерогенными называются вычислительные сети, узлы которых работают под управлением различных операционных систем (Windows, Linux, macOS и др.), используют разное аппаратное обеспечение, а также могут применять различные сетевые протоколы и сервисы в разных сегментах.</w:t>
+        <w:t xml:space="preserve">Гетерогенными называются вычислительные сети, узлы которых работают под управлением различных операционных систем (Windows, Linux, </w:t>
+      </w:r>
+      <w:proofErr w:type="spellStart"/>
+      <w:r>
+        <w:rPr>
+          <w:rFonts w:ascii="Times New Roman" w:hAnsi="Times New Roman" w:cs="Times New Roman"/>
+          <w:sz w:val="28"/>
+          <w:szCs w:val="28"/>
+        </w:rPr>
+        <w:t>macOS</w:t>
+      </w:r>
+      <w:proofErr w:type="spellEnd"/>
+      <w:r>
+        <w:rPr>
+          <w:rFonts w:ascii="Times New Roman" w:hAnsi="Times New Roman" w:cs="Times New Roman"/>
+          <w:sz w:val="28"/>
+          <w:szCs w:val="28"/>
+        </w:rPr>
+        <w:t xml:space="preserve"> и др.), используют разное аппаратное обеспечение, а также могут применять различные сетевые протоколы и сервисы в разных сегментах.</w:t>
       </w:r>
     </w:p>
     <w:p>
@@ -4621,7 +6781,25 @@
           <w:sz w:val="28"/>
           <w:szCs w:val="28"/>
         </w:rPr>
-        <w:t>Возможность удаленного администрирования (по SSH или Telnet) даже при слабом интернет-соединении.</w:t>
+        <w:t xml:space="preserve">Возможность удаленного администрирования (по SSH или </w:t>
+      </w:r>
+      <w:proofErr w:type="spellStart"/>
+      <w:r>
+        <w:rPr>
+          <w:rFonts w:ascii="Times New Roman" w:hAnsi="Times New Roman" w:cs="Times New Roman"/>
+          <w:sz w:val="28"/>
+          <w:szCs w:val="28"/>
+        </w:rPr>
+        <w:t>Telnet</w:t>
+      </w:r>
+      <w:proofErr w:type="spellEnd"/>
+      <w:r>
+        <w:rPr>
+          <w:rFonts w:ascii="Times New Roman" w:hAnsi="Times New Roman" w:cs="Times New Roman"/>
+          <w:sz w:val="28"/>
+          <w:szCs w:val="28"/>
+        </w:rPr>
+        <w:t>) даже при слабом интернет-соединении.</w:t>
       </w:r>
     </w:p>
     <w:p>
@@ -4682,7 +6860,25 @@
           <w:sz w:val="28"/>
           <w:szCs w:val="28"/>
         </w:rPr>
-        <w:t>В Windows CMD: добавить ключ /? после команды (например, ping /?).</w:t>
+        <w:t xml:space="preserve">В Windows CMD: добавить ключ /? после команды (например, </w:t>
+      </w:r>
+      <w:proofErr w:type="spellStart"/>
+      <w:r>
+        <w:rPr>
+          <w:rFonts w:ascii="Times New Roman" w:hAnsi="Times New Roman" w:cs="Times New Roman"/>
+          <w:sz w:val="28"/>
+          <w:szCs w:val="28"/>
+        </w:rPr>
+        <w:t>ping</w:t>
+      </w:r>
+      <w:proofErr w:type="spellEnd"/>
+      <w:r>
+        <w:rPr>
+          <w:rFonts w:ascii="Times New Roman" w:hAnsi="Times New Roman" w:cs="Times New Roman"/>
+          <w:sz w:val="28"/>
+          <w:szCs w:val="28"/>
+        </w:rPr>
+        <w:t xml:space="preserve"> /?).</w:t>
       </w:r>
     </w:p>
     <w:p>
@@ -4785,7 +6981,115 @@
           <w:sz w:val="28"/>
           <w:szCs w:val="28"/>
         </w:rPr>
-        <w:t>В Linux: использовать команду man перед утилитой (например, man ping) или ключ --help (например, ping --help).</w:t>
+        <w:t xml:space="preserve">В Linux: использовать команду </w:t>
+      </w:r>
+      <w:proofErr w:type="spellStart"/>
+      <w:r>
+        <w:rPr>
+          <w:rFonts w:ascii="Times New Roman" w:hAnsi="Times New Roman" w:cs="Times New Roman"/>
+          <w:sz w:val="28"/>
+          <w:szCs w:val="28"/>
+        </w:rPr>
+        <w:t>man</w:t>
+      </w:r>
+      <w:proofErr w:type="spellEnd"/>
+      <w:r>
+        <w:rPr>
+          <w:rFonts w:ascii="Times New Roman" w:hAnsi="Times New Roman" w:cs="Times New Roman"/>
+          <w:sz w:val="28"/>
+          <w:szCs w:val="28"/>
+        </w:rPr>
+        <w:t xml:space="preserve"> перед утилитой (например, </w:t>
+      </w:r>
+      <w:proofErr w:type="spellStart"/>
+      <w:r>
+        <w:rPr>
+          <w:rFonts w:ascii="Times New Roman" w:hAnsi="Times New Roman" w:cs="Times New Roman"/>
+          <w:sz w:val="28"/>
+          <w:szCs w:val="28"/>
+        </w:rPr>
+        <w:t>man</w:t>
+      </w:r>
+      <w:proofErr w:type="spellEnd"/>
+      <w:r>
+        <w:rPr>
+          <w:rFonts w:ascii="Times New Roman" w:hAnsi="Times New Roman" w:cs="Times New Roman"/>
+          <w:sz w:val="28"/>
+          <w:szCs w:val="28"/>
+        </w:rPr>
+        <w:t xml:space="preserve"> </w:t>
+      </w:r>
+      <w:proofErr w:type="spellStart"/>
+      <w:r>
+        <w:rPr>
+          <w:rFonts w:ascii="Times New Roman" w:hAnsi="Times New Roman" w:cs="Times New Roman"/>
+          <w:sz w:val="28"/>
+          <w:szCs w:val="28"/>
+        </w:rPr>
+        <w:t>ping</w:t>
+      </w:r>
+      <w:proofErr w:type="spellEnd"/>
+      <w:r>
+        <w:rPr>
+          <w:rFonts w:ascii="Times New Roman" w:hAnsi="Times New Roman" w:cs="Times New Roman"/>
+          <w:sz w:val="28"/>
+          <w:szCs w:val="28"/>
+        </w:rPr>
+        <w:t>) или ключ --</w:t>
+      </w:r>
+      <w:proofErr w:type="spellStart"/>
+      <w:r>
+        <w:rPr>
+          <w:rFonts w:ascii="Times New Roman" w:hAnsi="Times New Roman" w:cs="Times New Roman"/>
+          <w:sz w:val="28"/>
+          <w:szCs w:val="28"/>
+        </w:rPr>
+        <w:t>help</w:t>
+      </w:r>
+      <w:proofErr w:type="spellEnd"/>
+      <w:r>
+        <w:rPr>
+          <w:rFonts w:ascii="Times New Roman" w:hAnsi="Times New Roman" w:cs="Times New Roman"/>
+          <w:sz w:val="28"/>
+          <w:szCs w:val="28"/>
+        </w:rPr>
+        <w:t xml:space="preserve"> (например, </w:t>
+      </w:r>
+      <w:proofErr w:type="spellStart"/>
+      <w:r>
+        <w:rPr>
+          <w:rFonts w:ascii="Times New Roman" w:hAnsi="Times New Roman" w:cs="Times New Roman"/>
+          <w:sz w:val="28"/>
+          <w:szCs w:val="28"/>
+        </w:rPr>
+        <w:t>ping</w:t>
+      </w:r>
+      <w:proofErr w:type="spellEnd"/>
+      <w:r>
+        <w:rPr>
+          <w:rFonts w:ascii="Times New Roman" w:hAnsi="Times New Roman" w:cs="Times New Roman"/>
+          <w:sz w:val="28"/>
+          <w:szCs w:val="28"/>
+        </w:rPr>
+        <w:t xml:space="preserve"> --</w:t>
+      </w:r>
+      <w:proofErr w:type="spellStart"/>
+      <w:r>
+        <w:rPr>
+          <w:rFonts w:ascii="Times New Roman" w:hAnsi="Times New Roman" w:cs="Times New Roman"/>
+          <w:sz w:val="28"/>
+          <w:szCs w:val="28"/>
+        </w:rPr>
+        <w:t>help</w:t>
+      </w:r>
+      <w:proofErr w:type="spellEnd"/>
+      <w:r>
+        <w:rPr>
+          <w:rFonts w:ascii="Times New Roman" w:hAnsi="Times New Roman" w:cs="Times New Roman"/>
+          <w:sz w:val="28"/>
+          <w:szCs w:val="28"/>
+        </w:rPr>
+        <w:t>).</w:t>
       </w:r>
     </w:p>
     <w:p>
@@ -4813,7 +7117,115 @@
           <w:szCs w:val="28"/>
         </w:rPr>
         <w:br/>
-        <w:t>Во всех рассматриваемых ОС (Windows CMD, PowerShell, Linux) для этого используется символ перенаправления вывода — &gt;. Например: ping 8.8.8.8 &gt; result.txt. Если нужно дозаписать данные в конец существующего файла, используется двойной символ — &gt;&gt;.</w:t>
+        <w:t xml:space="preserve">Во всех рассматриваемых ОС (Windows CMD, </w:t>
+      </w:r>
+      <w:proofErr w:type="spellStart"/>
+      <w:r>
+        <w:rPr>
+          <w:rFonts w:ascii="Times New Roman" w:hAnsi="Times New Roman" w:cs="Times New Roman"/>
+          <w:sz w:val="28"/>
+          <w:szCs w:val="28"/>
+        </w:rPr>
+        <w:t>PowerShell</w:t>
+      </w:r>
+      <w:proofErr w:type="spellEnd"/>
+      <w:r>
+        <w:rPr>
+          <w:rFonts w:ascii="Times New Roman" w:hAnsi="Times New Roman" w:cs="Times New Roman"/>
+          <w:sz w:val="28"/>
+          <w:szCs w:val="28"/>
+        </w:rPr>
+        <w:t xml:space="preserve">, Linux) для этого используется символ перенаправления вывода </w:t>
+      </w:r>
+      <w:proofErr w:type="gramStart"/>
+      <w:r>
+        <w:rPr>
+          <w:rFonts w:ascii="Times New Roman" w:hAnsi="Times New Roman" w:cs="Times New Roman"/>
+          <w:sz w:val="28"/>
+          <w:szCs w:val="28"/>
+        </w:rPr>
+        <w:t>— &gt;</w:t>
+      </w:r>
+      <w:proofErr w:type="gramEnd"/>
+      <w:r>
+        <w:rPr>
+          <w:rFonts w:ascii="Times New Roman" w:hAnsi="Times New Roman" w:cs="Times New Roman"/>
+          <w:sz w:val="28"/>
+          <w:szCs w:val="28"/>
+        </w:rPr>
+        <w:t xml:space="preserve">. Например: </w:t>
+      </w:r>
+      <w:proofErr w:type="spellStart"/>
+      <w:r>
+        <w:rPr>
+          <w:rFonts w:ascii="Times New Roman" w:hAnsi="Times New Roman" w:cs="Times New Roman"/>
+          <w:sz w:val="28"/>
+          <w:szCs w:val="28"/>
+        </w:rPr>
+        <w:t>ping</w:t>
+      </w:r>
+      <w:proofErr w:type="spellEnd"/>
+      <w:r>
+        <w:rPr>
+          <w:rFonts w:ascii="Times New Roman" w:hAnsi="Times New Roman" w:cs="Times New Roman"/>
+          <w:sz w:val="28"/>
+          <w:szCs w:val="28"/>
+        </w:rPr>
+        <w:t xml:space="preserve"> </w:t>
+      </w:r>
+      <w:proofErr w:type="gramStart"/>
+      <w:r>
+        <w:rPr>
+          <w:rFonts w:ascii="Times New Roman" w:hAnsi="Times New Roman" w:cs="Times New Roman"/>
+          <w:sz w:val="28"/>
+          <w:szCs w:val="28"/>
+        </w:rPr>
+        <w:t>8.8.8.8 &gt;</w:t>
+      </w:r>
+      <w:proofErr w:type="gramEnd"/>
+      <w:r>
+        <w:rPr>
+          <w:rFonts w:ascii="Times New Roman" w:hAnsi="Times New Roman" w:cs="Times New Roman"/>
+          <w:sz w:val="28"/>
+          <w:szCs w:val="28"/>
+        </w:rPr>
+        <w:t xml:space="preserve"> result.txt. Если нужно </w:t>
+      </w:r>
+      <w:proofErr w:type="spellStart"/>
+      <w:r>
+        <w:rPr>
+          <w:rFonts w:ascii="Times New Roman" w:hAnsi="Times New Roman" w:cs="Times New Roman"/>
+          <w:sz w:val="28"/>
+          <w:szCs w:val="28"/>
+        </w:rPr>
+        <w:t>дозаписать</w:t>
+      </w:r>
+      <w:proofErr w:type="spellEnd"/>
+      <w:r>
+        <w:rPr>
+          <w:rFonts w:ascii="Times New Roman" w:hAnsi="Times New Roman" w:cs="Times New Roman"/>
+          <w:sz w:val="28"/>
+          <w:szCs w:val="28"/>
+        </w:rPr>
+        <w:t xml:space="preserve"> данные в конец существующего файла, используется двойной символ </w:t>
+      </w:r>
+      <w:proofErr w:type="gramStart"/>
+      <w:r>
+        <w:rPr>
+          <w:rFonts w:ascii="Times New Roman" w:hAnsi="Times New Roman" w:cs="Times New Roman"/>
+          <w:sz w:val="28"/>
+          <w:szCs w:val="28"/>
+        </w:rPr>
+        <w:t>— &gt;</w:t>
+      </w:r>
+      <w:proofErr w:type="gramEnd"/>
+      <w:r>
+        <w:rPr>
+          <w:rFonts w:ascii="Times New Roman" w:hAnsi="Times New Roman" w:cs="Times New Roman"/>
+          <w:sz w:val="28"/>
+          <w:szCs w:val="28"/>
+        </w:rPr>
+        <w:t>&gt;.</w:t>
       </w:r>
     </w:p>
     <w:p>
@@ -4841,26 +7253,164 @@
           <w:szCs w:val="28"/>
         </w:rPr>
         <w:br/>
-        <w:t>Необходимо узнать IP-адрес или доменное имя ресурса, физически расположенного на серверах в Антарктиде (например, национальные домены верхнего уровня .aq). Затем применить утилиту ping для проверки доступности узла (задержка пакетов будет очень высокой из-за спутниковых каналов связи) и утилиту tracert / traceroute, чтобы отследить маршрут прохождения пакетов до другого континента.</w:t>
-      </w:r>
-    </w:p>
-    <w:p>
-      <w:pPr>
-        <w:rPr>
-          <w:rFonts w:ascii="Times New Roman" w:hAnsi="Times New Roman" w:cs="Times New Roman"/>
-          <w:sz w:val="28"/>
-          <w:szCs w:val="28"/>
-        </w:rPr>
-      </w:pPr>
-      <w:r>
-        <w:rPr>
-          <w:rFonts w:ascii="Times New Roman" w:hAnsi="Times New Roman" w:cs="Times New Roman"/>
-          <w:b/>
-          <w:bCs/>
-          <w:sz w:val="28"/>
-          <w:szCs w:val="28"/>
-        </w:rPr>
-        <w:t>6. Чем отличаются утилиты netsh и PowerShell? В каких случаях лучше использовать PowerShell?</w:t>
+        <w:t>Необходимо узнать IP-адрес или доменное имя ресурса, физически расположенного на серверах в Антарктиде (например, национальные домены верхнего уровня .</w:t>
+      </w:r>
+      <w:proofErr w:type="spellStart"/>
+      <w:r>
+        <w:rPr>
+          <w:rFonts w:ascii="Times New Roman" w:hAnsi="Times New Roman" w:cs="Times New Roman"/>
+          <w:sz w:val="28"/>
+          <w:szCs w:val="28"/>
+        </w:rPr>
+        <w:t>aq</w:t>
+      </w:r>
+      <w:proofErr w:type="spellEnd"/>
+      <w:r>
+        <w:rPr>
+          <w:rFonts w:ascii="Times New Roman" w:hAnsi="Times New Roman" w:cs="Times New Roman"/>
+          <w:sz w:val="28"/>
+          <w:szCs w:val="28"/>
+        </w:rPr>
+        <w:t xml:space="preserve">). Затем применить утилиту </w:t>
+      </w:r>
+      <w:proofErr w:type="spellStart"/>
+      <w:r>
+        <w:rPr>
+          <w:rFonts w:ascii="Times New Roman" w:hAnsi="Times New Roman" w:cs="Times New Roman"/>
+          <w:sz w:val="28"/>
+          <w:szCs w:val="28"/>
+        </w:rPr>
+        <w:t>ping</w:t>
+      </w:r>
+      <w:proofErr w:type="spellEnd"/>
+      <w:r>
+        <w:rPr>
+          <w:rFonts w:ascii="Times New Roman" w:hAnsi="Times New Roman" w:cs="Times New Roman"/>
+          <w:sz w:val="28"/>
+          <w:szCs w:val="28"/>
+        </w:rPr>
+        <w:t xml:space="preserve"> для проверки доступности узла (задержка пакетов будет очень высокой из-за спутниковых каналов связи) и утилиту </w:t>
+      </w:r>
+      <w:proofErr w:type="spellStart"/>
+      <w:r>
+        <w:rPr>
+          <w:rFonts w:ascii="Times New Roman" w:hAnsi="Times New Roman" w:cs="Times New Roman"/>
+          <w:sz w:val="28"/>
+          <w:szCs w:val="28"/>
+        </w:rPr>
+        <w:t>tracert</w:t>
+      </w:r>
+      <w:proofErr w:type="spellEnd"/>
+      <w:r>
+        <w:rPr>
+          <w:rFonts w:ascii="Times New Roman" w:hAnsi="Times New Roman" w:cs="Times New Roman"/>
+          <w:sz w:val="28"/>
+          <w:szCs w:val="28"/>
+        </w:rPr>
+        <w:t xml:space="preserve"> / </w:t>
+      </w:r>
+      <w:proofErr w:type="spellStart"/>
+      <w:r>
+        <w:rPr>
+          <w:rFonts w:ascii="Times New Roman" w:hAnsi="Times New Roman" w:cs="Times New Roman"/>
+          <w:sz w:val="28"/>
+          <w:szCs w:val="28"/>
+        </w:rPr>
+        <w:t>traceroute</w:t>
+      </w:r>
+      <w:proofErr w:type="spellEnd"/>
+      <w:r>
+        <w:rPr>
+          <w:rFonts w:ascii="Times New Roman" w:hAnsi="Times New Roman" w:cs="Times New Roman"/>
+          <w:sz w:val="28"/>
+          <w:szCs w:val="28"/>
+        </w:rPr>
+        <w:t>, чтобы отследить маршрут прохождения пакетов до другого континента.</w:t>
+      </w:r>
+    </w:p>
+    <w:p>
+      <w:pPr>
+        <w:rPr>
+          <w:rFonts w:ascii="Times New Roman" w:hAnsi="Times New Roman" w:cs="Times New Roman"/>
+          <w:sz w:val="28"/>
+          <w:szCs w:val="28"/>
+        </w:rPr>
+      </w:pPr>
+      <w:r>
+        <w:rPr>
+          <w:rFonts w:ascii="Times New Roman" w:hAnsi="Times New Roman" w:cs="Times New Roman"/>
+          <w:b/>
+          <w:bCs/>
+          <w:sz w:val="28"/>
+          <w:szCs w:val="28"/>
+        </w:rPr>
+        <w:t xml:space="preserve">6. Чем отличаются утилиты </w:t>
+      </w:r>
+      <w:proofErr w:type="spellStart"/>
+      <w:r>
+        <w:rPr>
+          <w:rFonts w:ascii="Times New Roman" w:hAnsi="Times New Roman" w:cs="Times New Roman"/>
+          <w:b/>
+          <w:bCs/>
+          <w:sz w:val="28"/>
+          <w:szCs w:val="28"/>
+        </w:rPr>
+        <w:t>netsh</w:t>
+      </w:r>
+      <w:proofErr w:type="spellEnd"/>
+      <w:r>
+        <w:rPr>
+          <w:rFonts w:ascii="Times New Roman" w:hAnsi="Times New Roman" w:cs="Times New Roman"/>
+          <w:b/>
+          <w:bCs/>
+          <w:sz w:val="28"/>
+          <w:szCs w:val="28"/>
+        </w:rPr>
+        <w:t xml:space="preserve"> и </w:t>
+      </w:r>
+      <w:proofErr w:type="spellStart"/>
+      <w:r>
+        <w:rPr>
+          <w:rFonts w:ascii="Times New Roman" w:hAnsi="Times New Roman" w:cs="Times New Roman"/>
+          <w:b/>
+          <w:bCs/>
+          <w:sz w:val="28"/>
+          <w:szCs w:val="28"/>
+        </w:rPr>
+        <w:t>PowerShell</w:t>
+      </w:r>
+      <w:proofErr w:type="spellEnd"/>
+      <w:r>
+        <w:rPr>
+          <w:rFonts w:ascii="Times New Roman" w:hAnsi="Times New Roman" w:cs="Times New Roman"/>
+          <w:b/>
+          <w:bCs/>
+          <w:sz w:val="28"/>
+          <w:szCs w:val="28"/>
+        </w:rPr>
+        <w:t xml:space="preserve">? В каких случаях лучше использовать </w:t>
+      </w:r>
+      <w:proofErr w:type="spellStart"/>
+      <w:r>
+        <w:rPr>
+          <w:rFonts w:ascii="Times New Roman" w:hAnsi="Times New Roman" w:cs="Times New Roman"/>
+          <w:b/>
+          <w:bCs/>
+          <w:sz w:val="28"/>
+          <w:szCs w:val="28"/>
+        </w:rPr>
+        <w:t>PowerShell</w:t>
+      </w:r>
+      <w:proofErr w:type="spellEnd"/>
+      <w:r>
+        <w:rPr>
+          <w:rFonts w:ascii="Times New Roman" w:hAnsi="Times New Roman" w:cs="Times New Roman"/>
+          <w:b/>
+          <w:bCs/>
+          <w:sz w:val="28"/>
+          <w:szCs w:val="28"/>
+        </w:rPr>
+        <w:t>?</w:t>
       </w:r>
       <w:r>
         <w:rPr>
@@ -4869,7 +7419,25 @@
           <w:szCs w:val="28"/>
         </w:rPr>
         <w:br/>
-        <w:t xml:space="preserve">Оболочка netsh работает со строковыми (текстовыми) данными, выводя </w:t>
+        <w:t xml:space="preserve">Оболочка </w:t>
+      </w:r>
+      <w:proofErr w:type="spellStart"/>
+      <w:r>
+        <w:rPr>
+          <w:rFonts w:ascii="Times New Roman" w:hAnsi="Times New Roman" w:cs="Times New Roman"/>
+          <w:sz w:val="28"/>
+          <w:szCs w:val="28"/>
+        </w:rPr>
+        <w:t>netsh</w:t>
+      </w:r>
+      <w:proofErr w:type="spellEnd"/>
+      <w:r>
+        <w:rPr>
+          <w:rFonts w:ascii="Times New Roman" w:hAnsi="Times New Roman" w:cs="Times New Roman"/>
+          <w:sz w:val="28"/>
+          <w:szCs w:val="28"/>
+        </w:rPr>
+        <w:t xml:space="preserve"> работает со строковыми (текстовыми) данными, выводя </w:t>
       </w:r>
       <w:r>
         <w:rPr>
@@ -4878,7 +7446,25 @@
           <w:szCs w:val="28"/>
         </w:rPr>
         <w:lastRenderedPageBreak/>
-        <w:t>информацию на экран как обычный текст. PowerShell является объектно-ориентированной оболочкой и возвращает типизированные объекты.</w:t>
+        <w:t xml:space="preserve">информацию на экран как обычный текст. </w:t>
+      </w:r>
+      <w:proofErr w:type="spellStart"/>
+      <w:r>
+        <w:rPr>
+          <w:rFonts w:ascii="Times New Roman" w:hAnsi="Times New Roman" w:cs="Times New Roman"/>
+          <w:sz w:val="28"/>
+          <w:szCs w:val="28"/>
+        </w:rPr>
+        <w:t>PowerShell</w:t>
+      </w:r>
+      <w:proofErr w:type="spellEnd"/>
+      <w:r>
+        <w:rPr>
+          <w:rFonts w:ascii="Times New Roman" w:hAnsi="Times New Roman" w:cs="Times New Roman"/>
+          <w:sz w:val="28"/>
+          <w:szCs w:val="28"/>
+        </w:rPr>
+        <w:t xml:space="preserve"> является объектно-ориентированной оболочкой и возвращает типизированные объекты.</w:t>
       </w:r>
       <w:r>
         <w:rPr>
@@ -4887,7 +7473,60 @@
           <w:szCs w:val="28"/>
         </w:rPr>
         <w:br/>
-        <w:t>PowerShell лучше использовать в случаях, когда необходимо автоматизировать процессы, написать скрипт, отфильтровать вывод (например, выбрать IP-адреса только с определенным статусом) или передать результат выполнения одной сетевой команды в другую. Работать с объектами в скриптах гораздо надежнее, чем парсить (разбирать) обычный текст из netsh.</w:t>
+      </w:r>
+      <w:proofErr w:type="spellStart"/>
+      <w:r>
+        <w:rPr>
+          <w:rFonts w:ascii="Times New Roman" w:hAnsi="Times New Roman" w:cs="Times New Roman"/>
+          <w:sz w:val="28"/>
+          <w:szCs w:val="28"/>
+        </w:rPr>
+        <w:t>PowerShell</w:t>
+      </w:r>
+      <w:proofErr w:type="spellEnd"/>
+      <w:r>
+        <w:rPr>
+          <w:rFonts w:ascii="Times New Roman" w:hAnsi="Times New Roman" w:cs="Times New Roman"/>
+          <w:sz w:val="28"/>
+          <w:szCs w:val="28"/>
+        </w:rPr>
+        <w:t xml:space="preserve"> лучше использовать в случаях, когда необходимо автоматизировать процессы, написать скрипт, отфильтровать вывод (например, выбрать IP-адреса только с определенным статусом) или передать результат выполнения одной сетевой команды в другую. Работать с объектами в скриптах гораздо надежнее, чем </w:t>
+      </w:r>
+      <w:proofErr w:type="spellStart"/>
+      <w:r>
+        <w:rPr>
+          <w:rFonts w:ascii="Times New Roman" w:hAnsi="Times New Roman" w:cs="Times New Roman"/>
+          <w:sz w:val="28"/>
+          <w:szCs w:val="28"/>
+        </w:rPr>
+        <w:t>парсить</w:t>
+      </w:r>
+      <w:proofErr w:type="spellEnd"/>
+      <w:r>
+        <w:rPr>
+          <w:rFonts w:ascii="Times New Roman" w:hAnsi="Times New Roman" w:cs="Times New Roman"/>
+          <w:sz w:val="28"/>
+          <w:szCs w:val="28"/>
+        </w:rPr>
+        <w:t xml:space="preserve"> (разбирать) обычный текст из </w:t>
+      </w:r>
+      <w:proofErr w:type="spellStart"/>
+      <w:r>
+        <w:rPr>
+          <w:rFonts w:ascii="Times New Roman" w:hAnsi="Times New Roman" w:cs="Times New Roman"/>
+          <w:sz w:val="28"/>
+          <w:szCs w:val="28"/>
+        </w:rPr>
+        <w:t>netsh</w:t>
+      </w:r>
+      <w:proofErr w:type="spellEnd"/>
+      <w:r>
+        <w:rPr>
+          <w:rFonts w:ascii="Times New Roman" w:hAnsi="Times New Roman" w:cs="Times New Roman"/>
+          <w:sz w:val="28"/>
+          <w:szCs w:val="28"/>
+        </w:rPr>
+        <w:t>.</w:t>
       </w:r>
     </w:p>
     <w:p>
